--- a/files/Reporte_Optimizacion_Frontend.docx
+++ b/files/Reporte_Optimizacion_Frontend.docx
@@ -4,12 +4,7 @@
   <w:body>
     <w:p>
       <w:pPr>
-        <w:spacing w:before="1440"/>
-      </w:pPr>
-    </w:p>
-    <w:p>
-      <w:pPr>
-        <w:spacing w:after="200"/>
+        <w:spacing w:after="120" w:before="480"/>
         <w:jc w:val="center"/>
       </w:pPr>
       <w:r>
@@ -17,7 +12,7 @@
           <w:rFonts w:ascii="Arial" w:cs="Arial" w:eastAsia="Arial" w:hAnsi="Arial"/>
           <w:b/>
           <w:bCs/>
-          <w:color w:val="2E4057"/>
+          <w:color w:val="1F4E79"/>
           <w:sz w:val="40"/>
           <w:szCs w:val="40"/>
         </w:rPr>
@@ -26,7 +21,7 @@
     </w:p>
     <w:p>
       <w:pPr>
-        <w:spacing w:after="200"/>
+        <w:spacing w:after="80"/>
         <w:jc w:val="center"/>
       </w:pPr>
       <w:r>
@@ -34,65 +29,97 @@
           <w:rFonts w:ascii="Arial" w:cs="Arial" w:eastAsia="Arial" w:hAnsi="Arial"/>
           <w:b/>
           <w:bCs/>
-          <w:color w:val="048A81"/>
+          <w:color w:val="2E75B6"/>
+          <w:sz w:val="28"/>
+          <w:szCs w:val="28"/>
+        </w:rPr>
+        <w:t xml:space="preserve">CAPA DE PRESENTACIÓN (FRONTEND)</w:t>
+      </w:r>
+    </w:p>
+    <w:p>
+      <w:pPr>
+        <w:spacing w:after="80"/>
+        <w:jc w:val="center"/>
+      </w:pPr>
+      <w:r>
+        <w:rPr>
+          <w:rFonts w:ascii="Arial" w:cs="Arial" w:eastAsia="Arial" w:hAnsi="Arial"/>
+          <w:sz w:val="24"/>
+          <w:szCs w:val="24"/>
+        </w:rPr>
+        <w:t xml:space="preserve">Proyecto: Catálogo Variedades Josefita</w:t>
+      </w:r>
+    </w:p>
+    <w:p>
+      <w:pPr>
+        <w:spacing w:after="480"/>
+        <w:jc w:val="center"/>
+      </w:pPr>
+      <w:r>
+        <w:rPr>
+          <w:rFonts w:ascii="Arial" w:cs="Arial" w:eastAsia="Arial" w:hAnsi="Arial"/>
+          <w:sz w:val="24"/>
+          <w:szCs w:val="24"/>
+        </w:rPr>
+        <w:t xml:space="preserve">Fecha: 15 de junio de 2026</w:t>
+      </w:r>
+    </w:p>
+    <w:p>
+      <w:pPr>
+        <w:pStyle w:val="Heading1"/>
+        <w:spacing w:after="120" w:before="300"/>
+      </w:pPr>
+      <w:r>
+        <w:rPr>
+          <w:rFonts w:ascii="Arial" w:cs="Arial" w:eastAsia="Arial" w:hAnsi="Arial"/>
+          <w:b/>
+          <w:bCs/>
           <w:sz w:val="32"/>
           <w:szCs w:val="32"/>
         </w:rPr>
-        <w:t xml:space="preserve">CAPA DE PRESENTACIÓN (FRONTEND)</w:t>
-      </w:r>
-    </w:p>
-    <w:p>
-      <w:pPr>
-        <w:spacing w:after="120"/>
-        <w:jc w:val="center"/>
-      </w:pPr>
-      <w:r>
-        <w:rPr>
-          <w:rFonts w:ascii="Arial" w:cs="Arial" w:eastAsia="Arial" w:hAnsi="Arial"/>
-          <w:color w:val="555555"/>
-          <w:sz w:val="26"/>
-          <w:szCs w:val="26"/>
-        </w:rPr>
-        <w:t xml:space="preserve">Proyecto: Catálogo Variedades Josefita</w:t>
-      </w:r>
-    </w:p>
-    <w:p>
-      <w:pPr>
-        <w:spacing w:after="800"/>
-        <w:jc w:val="center"/>
-      </w:pPr>
-      <w:r>
-        <w:rPr>
-          <w:rFonts w:ascii="Arial" w:cs="Arial" w:eastAsia="Arial" w:hAnsi="Arial"/>
-          <w:color w:val="888888"/>
-          <w:sz w:val="22"/>
-          <w:szCs w:val="22"/>
-        </w:rPr>
-        <w:t xml:space="preserve">Fecha: 9 de junio de 2026</w:t>
-      </w:r>
-    </w:p>
-    <w:p>
-      <w:pPr>
-        <w:pBdr>
-          <w:bottom w:val="single" w:color="048A81" w:sz="4" w:space="1"/>
-        </w:pBdr>
-        <w:spacing w:after="200" w:before="200"/>
-      </w:pPr>
+        <w:t xml:space="preserve">1. Introducción</w:t>
+      </w:r>
+    </w:p>
+    <w:p>
+      <w:pPr>
+        <w:spacing w:after="160"/>
+      </w:pPr>
+      <w:r>
+        <w:rPr>
+          <w:rFonts w:ascii="Arial" w:cs="Arial" w:eastAsia="Arial" w:hAnsi="Arial"/>
+          <w:sz w:val="24"/>
+          <w:szCs w:val="24"/>
+        </w:rPr>
+        <w:t xml:space="preserve">El presente reporte describe las optimizaciones realizadas sobre la capa de presentación del proyecto Catálogo Variedades Josefita. El objetivo principal de esta fase fue transformar un frontend estático con datos predefinidos en una interfaz web dinámica, conectada en tiempo real a una API REST desarrollada con Spring Boot, y posteriormente desplegada en la nube mediante Firebase Hosting.</w:t>
+      </w:r>
+    </w:p>
+    <w:p>
+      <w:pPr>
+        <w:spacing w:after="160"/>
+      </w:pPr>
+      <w:r>
+        <w:rPr>
+          <w:rFonts w:ascii="Arial" w:cs="Arial" w:eastAsia="Arial" w:hAnsi="Arial"/>
+          <w:sz w:val="24"/>
+          <w:szCs w:val="24"/>
+        </w:rPr>
+        <w:t xml:space="preserve">Antes de las mejoras, la aplicación no tenía comunicación real con ningún servidor: los productos, usuarios y favoritos eran datos ficticios que existían únicamente en el código fuente. Con los cambios implementados, la interfaz ahora consulta, muestra y gestiona información real persistida en base de datos, y está disponible públicamente en internet.</w:t>
+      </w:r>
     </w:p>
     <w:p>
       <w:pPr>
         <w:pStyle w:val="Heading1"/>
+        <w:spacing w:after="120" w:before="300"/>
       </w:pPr>
       <w:r>
         <w:rPr>
           <w:rFonts w:ascii="Arial" w:cs="Arial" w:eastAsia="Arial" w:hAnsi="Arial"/>
           <w:b/>
           <w:bCs/>
-          <w:color w:val="2E4057"/>
           <w:sz w:val="32"/>
           <w:szCs w:val="32"/>
         </w:rPr>
-        <w:t xml:space="preserve">1. Introducción</w:t>
+        <w:t xml:space="preserve">2. Estado anterior del frontend</w:t>
       </w:r>
     </w:p>
     <w:p>
@@ -102,58 +129,8 @@
       <w:r>
         <w:rPr>
           <w:rFonts w:ascii="Arial" w:cs="Arial" w:eastAsia="Arial" w:hAnsi="Arial"/>
-          <w:sz w:val="22"/>
-          <w:szCs w:val="22"/>
-        </w:rPr>
-        <w:t xml:space="preserve">El presente reporte describe las optimizaciones realizadas sobre la capa de presentación del proyecto Catálogo Variedades Josefita. El objetivo principal de esta fase fue transformar un frontend estático con datos predefinidos en una interfaz web dinámica, conectada en tiempo real a una API REST desarrollada con Spring Boot.</w:t>
-      </w:r>
-    </w:p>
-    <w:p>
-      <w:pPr>
-        <w:spacing w:after="160"/>
-      </w:pPr>
-      <w:r>
-        <w:rPr>
-          <w:rFonts w:ascii="Arial" w:cs="Arial" w:eastAsia="Arial" w:hAnsi="Arial"/>
-          <w:sz w:val="22"/>
-          <w:szCs w:val="22"/>
-        </w:rPr>
-        <w:t xml:space="preserve">Antes de las mejoras, la aplicación no tenía comunicación real con ningún servidor: los productos, usuarios y favoritos eran datos ficticios que existían únicamente en el código fuente. Con los cambios implementados, la interfaz ahora consulta, muestra y gestiona información real persistida en base de datos.</w:t>
-      </w:r>
-    </w:p>
-    <w:p>
-      <w:pPr>
-        <w:pBdr>
-          <w:bottom w:val="single" w:color="048A81" w:sz="4" w:space="1"/>
-        </w:pBdr>
-        <w:spacing w:after="200" w:before="200"/>
-      </w:pPr>
-    </w:p>
-    <w:p>
-      <w:pPr>
-        <w:pStyle w:val="Heading1"/>
-      </w:pPr>
-      <w:r>
-        <w:rPr>
-          <w:rFonts w:ascii="Arial" w:cs="Arial" w:eastAsia="Arial" w:hAnsi="Arial"/>
-          <w:b/>
-          <w:bCs/>
-          <w:color w:val="2E4057"/>
-          <w:sz w:val="32"/>
-          <w:szCs w:val="32"/>
-        </w:rPr>
-        <w:t xml:space="preserve">2. Estado anterior del frontend</w:t>
-      </w:r>
-    </w:p>
-    <w:p>
-      <w:pPr>
-        <w:spacing w:after="160"/>
-      </w:pPr>
-      <w:r>
-        <w:rPr>
-          <w:rFonts w:ascii="Arial" w:cs="Arial" w:eastAsia="Arial" w:hAnsi="Arial"/>
-          <w:sz w:val="22"/>
-          <w:szCs w:val="22"/>
+          <w:sz w:val="24"/>
+          <w:szCs w:val="24"/>
         </w:rPr>
         <w:t xml:space="preserve">Antes de la optimización, el frontend presentaba las siguientes limitaciones:</w:t>
       </w:r>
@@ -170,8 +147,8 @@
       <w:r>
         <w:rPr>
           <w:rFonts w:ascii="Arial" w:cs="Arial" w:eastAsia="Arial" w:hAnsi="Arial"/>
-          <w:sz w:val="22"/>
-          <w:szCs w:val="22"/>
+          <w:sz w:val="24"/>
+          <w:szCs w:val="24"/>
         </w:rPr>
         <w:t xml:space="preserve">Los productos del catálogo eran datos hardcodeados en el código JavaScript.</w:t>
       </w:r>
@@ -188,8 +165,8 @@
       <w:r>
         <w:rPr>
           <w:rFonts w:ascii="Arial" w:cs="Arial" w:eastAsia="Arial" w:hAnsi="Arial"/>
-          <w:sz w:val="22"/>
-          <w:szCs w:val="22"/>
+          <w:sz w:val="24"/>
+          <w:szCs w:val="24"/>
         </w:rPr>
         <w:t xml:space="preserve">No existía un sistema de autenticación funcional; cualquier usuario podía simular una sesión sin validación real.</w:t>
       </w:r>
@@ -206,8 +183,8 @@
       <w:r>
         <w:rPr>
           <w:rFonts w:ascii="Arial" w:cs="Arial" w:eastAsia="Arial" w:hAnsi="Arial"/>
-          <w:sz w:val="22"/>
-          <w:szCs w:val="22"/>
+          <w:sz w:val="24"/>
+          <w:szCs w:val="24"/>
         </w:rPr>
         <w:t xml:space="preserve">Los artículos marcados como favoritos se almacenaban únicamente en variables de JavaScript, perdiéndose al recargar la página.</w:t>
       </w:r>
@@ -224,8 +201,8 @@
       <w:r>
         <w:rPr>
           <w:rFonts w:ascii="Arial" w:cs="Arial" w:eastAsia="Arial" w:hAnsi="Arial"/>
-          <w:sz w:val="22"/>
-          <w:szCs w:val="22"/>
+          <w:sz w:val="24"/>
+          <w:szCs w:val="24"/>
         </w:rPr>
         <w:t xml:space="preserve">No había comunicación con ningún servidor externo ni base de datos.</w:t>
       </w:r>
@@ -242,154 +219,10 @@
       <w:r>
         <w:rPr>
           <w:rFonts w:ascii="Arial" w:cs="Arial" w:eastAsia="Arial" w:hAnsi="Arial"/>
-          <w:sz w:val="22"/>
-          <w:szCs w:val="22"/>
+          <w:sz w:val="24"/>
+          <w:szCs w:val="24"/>
         </w:rPr>
         <w:t xml:space="preserve">El administrador no disponía de herramientas para gestionar el catálogo desde la interfaz.</w:t>
-      </w:r>
-    </w:p>
-    <w:p>
-      <w:pPr>
-        <w:pBdr>
-          <w:bottom w:val="single" w:color="048A81" w:sz="4" w:space="1"/>
-        </w:pBdr>
-        <w:spacing w:after="200" w:before="200"/>
-      </w:pPr>
-    </w:p>
-    <w:p>
-      <w:pPr>
-        <w:pStyle w:val="Heading1"/>
-      </w:pPr>
-      <w:r>
-        <w:rPr>
-          <w:rFonts w:ascii="Arial" w:cs="Arial" w:eastAsia="Arial" w:hAnsi="Arial"/>
-          <w:b/>
-          <w:bCs/>
-          <w:color w:val="2E4057"/>
-          <w:sz w:val="32"/>
-          <w:szCs w:val="32"/>
-        </w:rPr>
-        <w:t xml:space="preserve">3. Optimizaciones implementadas</w:t>
-      </w:r>
-    </w:p>
-    <w:p>
-      <w:pPr>
-        <w:pStyle w:val="Heading2"/>
-        <w:spacing w:after="120" w:before="240"/>
-      </w:pPr>
-      <w:r>
-        <w:rPr>
-          <w:rFonts w:ascii="Arial" w:cs="Arial" w:eastAsia="Arial" w:hAnsi="Arial"/>
-          <w:b/>
-          <w:bCs/>
-          <w:color w:val="048A81"/>
-          <w:sz w:val="26"/>
-          <w:szCs w:val="26"/>
-        </w:rPr>
-        <w:t xml:space="preserve">3.1 Consumo dinámico de datos desde la API</w:t>
-      </w:r>
-    </w:p>
-    <w:p>
-      <w:pPr>
-        <w:spacing w:after="160"/>
-      </w:pPr>
-      <w:r>
-        <w:rPr>
-          <w:rFonts w:ascii="Arial" w:cs="Arial" w:eastAsia="Arial" w:hAnsi="Arial"/>
-          <w:sz w:val="22"/>
-          <w:szCs w:val="22"/>
-        </w:rPr>
-        <w:t xml:space="preserve">Se reemplazó el array estático de productos por una llamada asíncrona al endpoint GET /api/prendas del backend. Los datos ahora se cargan al iniciar la aplicación y se mapean dinámicamente a la vista del catálogo, incluyendo nombre, precio, imagen, talla, color y género.</w:t>
-      </w:r>
-    </w:p>
-    <w:p>
-      <w:pPr>
-        <w:pStyle w:val="Heading2"/>
-        <w:spacing w:after="120" w:before="240"/>
-      </w:pPr>
-      <w:r>
-        <w:rPr>
-          <w:rFonts w:ascii="Arial" w:cs="Arial" w:eastAsia="Arial" w:hAnsi="Arial"/>
-          <w:b/>
-          <w:bCs/>
-          <w:color w:val="048A81"/>
-          <w:sz w:val="26"/>
-          <w:szCs w:val="26"/>
-        </w:rPr>
-        <w:t xml:space="preserve">3.2 Autenticación real de usuarios</w:t>
-      </w:r>
-    </w:p>
-    <w:p>
-      <w:pPr>
-        <w:spacing w:after="160"/>
-      </w:pPr>
-      <w:r>
-        <w:rPr>
-          <w:rFonts w:ascii="Arial" w:cs="Arial" w:eastAsia="Arial" w:hAnsi="Arial"/>
-          <w:sz w:val="22"/>
-          <w:szCs w:val="22"/>
-        </w:rPr>
-        <w:t xml:space="preserve">Se implementó un flujo completo de login y registro conectado a los endpoints POST /api/clientes/login y POST /api/clientes/registro. Al iniciar sesión correctamente, el sistema recibe los datos del usuario desde el servidor y los almacena en una variable de sesión local, activando las funcionalidades personalizadas de la interfaz.</w:t>
-      </w:r>
-    </w:p>
-    <w:p>
-      <w:pPr>
-        <w:pStyle w:val="Heading2"/>
-        <w:spacing w:after="120" w:before="240"/>
-      </w:pPr>
-      <w:r>
-        <w:rPr>
-          <w:rFonts w:ascii="Arial" w:cs="Arial" w:eastAsia="Arial" w:hAnsi="Arial"/>
-          <w:b/>
-          <w:bCs/>
-          <w:color w:val="048A81"/>
-          <w:sz w:val="26"/>
-          <w:szCs w:val="26"/>
-        </w:rPr>
-        <w:t xml:space="preserve">3.3 Persistencia de favoritos por usuario</w:t>
-      </w:r>
-    </w:p>
-    <w:p>
-      <w:pPr>
-        <w:spacing w:after="160"/>
-      </w:pPr>
-      <w:r>
-        <w:rPr>
-          <w:rFonts w:ascii="Arial" w:cs="Arial" w:eastAsia="Arial" w:hAnsi="Arial"/>
-          <w:sz w:val="22"/>
-          <w:szCs w:val="22"/>
-        </w:rPr>
-        <w:t xml:space="preserve">El módulo de favoritos fue refactorizado para comunicarse con la API en cada interacción. Al agregar o quitar un favorito, se realiza una llamada POST o DELETE al endpoint correspondiente. Al iniciar sesión, el sistema consulta GET /api/favoritos/{cedula} y restaura el estado de favoritos del usuario desde la base de datos.</w:t>
-      </w:r>
-    </w:p>
-    <w:p>
-      <w:pPr>
-        <w:pStyle w:val="Heading2"/>
-        <w:spacing w:after="120" w:before="240"/>
-      </w:pPr>
-      <w:r>
-        <w:rPr>
-          <w:rFonts w:ascii="Arial" w:cs="Arial" w:eastAsia="Arial" w:hAnsi="Arial"/>
-          <w:b/>
-          <w:bCs/>
-          <w:color w:val="048A81"/>
-          <w:sz w:val="26"/>
-          <w:szCs w:val="26"/>
-        </w:rPr>
-        <w:t xml:space="preserve">3.4 Panel de administración para Josefita</w:t>
-      </w:r>
-    </w:p>
-    <w:p>
-      <w:pPr>
-        <w:spacing w:after="160"/>
-      </w:pPr>
-      <w:r>
-        <w:rPr>
-          <w:rFonts w:ascii="Arial" w:cs="Arial" w:eastAsia="Arial" w:hAnsi="Arial"/>
-          <w:sz w:val="22"/>
-          <w:szCs w:val="22"/>
-        </w:rPr>
-        <w:t xml:space="preserve">Se implementó una capa de funcionalidades exclusivas para la cuenta administradora (josefita@josefita.com), que incluye:</w:t>
       </w:r>
     </w:p>
     <w:p>
@@ -404,10 +237,142 @@
       <w:r>
         <w:rPr>
           <w:rFonts w:ascii="Arial" w:cs="Arial" w:eastAsia="Arial" w:hAnsi="Arial"/>
-          <w:sz w:val="22"/>
-          <w:szCs w:val="22"/>
-        </w:rPr>
-        <w:t xml:space="preserve">Subir y asociar fotografías a cada prenda desde la tarjeta del producto.</w:t>
+          <w:sz w:val="24"/>
+          <w:szCs w:val="24"/>
+        </w:rPr>
+        <w:t xml:space="preserve">La URL del backend estaba escrita de forma fija como http://localhost:8080, imposibilitando el despliegue en la nube.</w:t>
+      </w:r>
+    </w:p>
+    <w:p>
+      <w:pPr>
+        <w:pStyle w:val="Heading1"/>
+        <w:spacing w:after="120" w:before="300"/>
+      </w:pPr>
+      <w:r>
+        <w:rPr>
+          <w:rFonts w:ascii="Arial" w:cs="Arial" w:eastAsia="Arial" w:hAnsi="Arial"/>
+          <w:b/>
+          <w:bCs/>
+          <w:sz w:val="32"/>
+          <w:szCs w:val="32"/>
+        </w:rPr>
+        <w:t xml:space="preserve">3. Optimizaciones implementadas</w:t>
+      </w:r>
+    </w:p>
+    <w:p>
+      <w:pPr>
+        <w:pStyle w:val="Heading2"/>
+        <w:spacing w:after="100" w:before="200"/>
+      </w:pPr>
+      <w:r>
+        <w:rPr>
+          <w:rFonts w:ascii="Arial" w:cs="Arial" w:eastAsia="Arial" w:hAnsi="Arial"/>
+          <w:b/>
+          <w:bCs/>
+          <w:sz w:val="28"/>
+          <w:szCs w:val="28"/>
+        </w:rPr>
+        <w:t xml:space="preserve">3.1 Consumo dinámico de datos desde la API</w:t>
+      </w:r>
+    </w:p>
+    <w:p>
+      <w:pPr>
+        <w:spacing w:after="160"/>
+      </w:pPr>
+      <w:r>
+        <w:rPr>
+          <w:rFonts w:ascii="Arial" w:cs="Arial" w:eastAsia="Arial" w:hAnsi="Arial"/>
+          <w:sz w:val="24"/>
+          <w:szCs w:val="24"/>
+        </w:rPr>
+        <w:t xml:space="preserve">Se reemplazó el array estático de productos por una llamada asíncrona al endpoint GET /api/prendas del backend. Los datos ahora se cargan al iniciar la aplicación y se mapean dinámicamente a la vista del catálogo, incluyendo nombre, precio, imagen, talla, color y género.</w:t>
+      </w:r>
+    </w:p>
+    <w:p>
+      <w:pPr>
+        <w:pStyle w:val="Heading2"/>
+        <w:spacing w:after="100" w:before="200"/>
+      </w:pPr>
+      <w:r>
+        <w:rPr>
+          <w:rFonts w:ascii="Arial" w:cs="Arial" w:eastAsia="Arial" w:hAnsi="Arial"/>
+          <w:b/>
+          <w:bCs/>
+          <w:sz w:val="28"/>
+          <w:szCs w:val="28"/>
+        </w:rPr>
+        <w:t xml:space="preserve">3.2 Autenticación real de usuarios</w:t>
+      </w:r>
+    </w:p>
+    <w:p>
+      <w:pPr>
+        <w:spacing w:after="160"/>
+      </w:pPr>
+      <w:r>
+        <w:rPr>
+          <w:rFonts w:ascii="Arial" w:cs="Arial" w:eastAsia="Arial" w:hAnsi="Arial"/>
+          <w:sz w:val="24"/>
+          <w:szCs w:val="24"/>
+        </w:rPr>
+        <w:t xml:space="preserve">Se implementó un flujo completo de login y registro conectado a los endpoints POST /api/clientes/login y POST /api/clientes/registro. El modal de autenticación es dinámico y alterna entre el formulario de inicio de sesión y el de registro sin recargar la página. Al iniciar sesión correctamente, el sistema recibe los datos del usuario desde el servidor y activa las funcionalidades personalizadas de la interfaz según su rol.</w:t>
+      </w:r>
+    </w:p>
+    <w:p>
+      <w:pPr>
+        <w:pStyle w:val="Heading2"/>
+        <w:spacing w:after="100" w:before="200"/>
+      </w:pPr>
+      <w:r>
+        <w:rPr>
+          <w:rFonts w:ascii="Arial" w:cs="Arial" w:eastAsia="Arial" w:hAnsi="Arial"/>
+          <w:b/>
+          <w:bCs/>
+          <w:sz w:val="28"/>
+          <w:szCs w:val="28"/>
+        </w:rPr>
+        <w:t xml:space="preserve">3.3 Persistencia de favoritos por usuario</w:t>
+      </w:r>
+    </w:p>
+    <w:p>
+      <w:pPr>
+        <w:spacing w:after="160"/>
+      </w:pPr>
+      <w:r>
+        <w:rPr>
+          <w:rFonts w:ascii="Arial" w:cs="Arial" w:eastAsia="Arial" w:hAnsi="Arial"/>
+          <w:sz w:val="24"/>
+          <w:szCs w:val="24"/>
+        </w:rPr>
+        <w:t xml:space="preserve">El módulo de favoritos fue refactorizado para comunicarse con la API en cada interacción. Al agregar o quitar un favorito, se realiza una llamada POST o DELETE al endpoint correspondiente. Al iniciar sesión, el sistema consulta GET /api/favoritos/{cedula} y restaura el estado de favoritos del usuario desde la base de datos, garantizando que no se pierdan al recargar la página.</w:t>
+      </w:r>
+    </w:p>
+    <w:p>
+      <w:pPr>
+        <w:pStyle w:val="Heading2"/>
+        <w:spacing w:after="100" w:before="200"/>
+      </w:pPr>
+      <w:r>
+        <w:rPr>
+          <w:rFonts w:ascii="Arial" w:cs="Arial" w:eastAsia="Arial" w:hAnsi="Arial"/>
+          <w:b/>
+          <w:bCs/>
+          <w:sz w:val="28"/>
+          <w:szCs w:val="28"/>
+        </w:rPr>
+        <w:t xml:space="preserve">3.4 Panel de administración para Josefita</w:t>
+      </w:r>
+    </w:p>
+    <w:p>
+      <w:pPr>
+        <w:spacing w:after="160"/>
+      </w:pPr>
+      <w:r>
+        <w:rPr>
+          <w:rFonts w:ascii="Arial" w:cs="Arial" w:eastAsia="Arial" w:hAnsi="Arial"/>
+          <w:sz w:val="24"/>
+          <w:szCs w:val="24"/>
+        </w:rPr>
+        <w:t xml:space="preserve">Se implementó una capa de funcionalidades exclusivas para la cuenta administradora (josefita@josefita.com), que incluye:</w:t>
       </w:r>
     </w:p>
     <w:p>
@@ -422,10 +387,10 @@
       <w:r>
         <w:rPr>
           <w:rFonts w:ascii="Arial" w:cs="Arial" w:eastAsia="Arial" w:hAnsi="Arial"/>
-          <w:sz w:val="22"/>
-          <w:szCs w:val="22"/>
-        </w:rPr>
-        <w:t xml:space="preserve">Agregar nuevos productos al catálogo mediante un formulario modal, con carga de foto opcional.</w:t>
+          <w:sz w:val="24"/>
+          <w:szCs w:val="24"/>
+        </w:rPr>
+        <w:t xml:space="preserve">Subir y asociar fotografías a cada prenda desde la tarjeta del producto mediante un overlay interactivo.</w:t>
       </w:r>
     </w:p>
     <w:p>
@@ -440,10 +405,10 @@
       <w:r>
         <w:rPr>
           <w:rFonts w:ascii="Arial" w:cs="Arial" w:eastAsia="Arial" w:hAnsi="Arial"/>
-          <w:sz w:val="22"/>
-          <w:szCs w:val="22"/>
-        </w:rPr>
-        <w:t xml:space="preserve">Editar los datos de cualquier prenda existente (nombre, precio, talla, color, género).</w:t>
+          <w:sz w:val="24"/>
+          <w:szCs w:val="24"/>
+        </w:rPr>
+        <w:t xml:space="preserve">Agregar nuevos productos al catálogo mediante un formulario modal, con carga de foto opcional.</w:t>
       </w:r>
     </w:p>
     <w:p>
@@ -458,8 +423,26 @@
       <w:r>
         <w:rPr>
           <w:rFonts w:ascii="Arial" w:cs="Arial" w:eastAsia="Arial" w:hAnsi="Arial"/>
-          <w:sz w:val="22"/>
-          <w:szCs w:val="22"/>
+          <w:sz w:val="24"/>
+          <w:szCs w:val="24"/>
+        </w:rPr>
+        <w:t xml:space="preserve">Editar los datos de cualquier prenda existente (nombre, precio, talla, color, género).</w:t>
+      </w:r>
+    </w:p>
+    <w:p>
+      <w:pPr>
+        <w:pStyle w:val="ListParagraph"/>
+        <w:numPr>
+          <w:ilvl w:val="0"/>
+          <w:numId w:val="2"/>
+        </w:numPr>
+        <w:spacing w:after="80"/>
+      </w:pPr>
+      <w:r>
+        <w:rPr>
+          <w:rFonts w:ascii="Arial" w:cs="Arial" w:eastAsia="Arial" w:hAnsi="Arial"/>
+          <w:sz w:val="24"/>
+          <w:szCs w:val="24"/>
         </w:rPr>
         <w:t xml:space="preserve">Eliminar productos del catálogo de forma lógica, cambiando su estado a inactivo sin borrar el registro.</w:t>
       </w:r>
@@ -467,18 +450,17 @@
     <w:p>
       <w:pPr>
         <w:pStyle w:val="Heading2"/>
-        <w:spacing w:after="120" w:before="240"/>
+        <w:spacing w:after="100" w:before="200"/>
       </w:pPr>
       <w:r>
         <w:rPr>
           <w:rFonts w:ascii="Arial" w:cs="Arial" w:eastAsia="Arial" w:hAnsi="Arial"/>
           <w:b/>
           <w:bCs/>
-          <w:color w:val="048A81"/>
-          <w:sz w:val="26"/>
-          <w:szCs w:val="26"/>
-        </w:rPr>
-        <w:t xml:space="preserve">3.5 Manejo de errores y experiencia de usuario</w:t>
+          <w:sz w:val="28"/>
+          <w:szCs w:val="28"/>
+        </w:rPr>
+        <w:t xml:space="preserve">3.5 Configuración dinámica de la URL del backend (config.js)</w:t>
       </w:r>
     </w:p>
     <w:p>
@@ -488,30 +470,338 @@
       <w:r>
         <w:rPr>
           <w:rFonts w:ascii="Arial" w:cs="Arial" w:eastAsia="Arial" w:hAnsi="Arial"/>
-          <w:sz w:val="22"/>
-          <w:szCs w:val="22"/>
-        </w:rPr>
-        <w:t xml:space="preserve">Se agregó un componente de notificaciones tipo toast que informa al usuario el resultado de cada acción. También se implementó un mensaje de error visible cuando el servidor no está disponible, en lugar de mostrar la pantalla en blanco.</w:t>
-      </w:r>
-    </w:p>
-    <w:p>
-      <w:pPr>
-        <w:pBdr>
-          <w:bottom w:val="single" w:color="048A81" w:sz="4" w:space="1"/>
-        </w:pBdr>
-        <w:spacing w:after="200" w:before="200"/>
-      </w:pPr>
-    </w:p>
-    <w:p>
-      <w:pPr>
-        <w:pStyle w:val="Heading1"/>
+          <w:sz w:val="24"/>
+          <w:szCs w:val="24"/>
+        </w:rPr>
+        <w:t xml:space="preserve">Se creó el archivo config.js que define la URL base del backend de forma dinámica. Si la aplicación se ejecuta en localhost, usa http://localhost:8080; si se ejecuta en la nube (Firebase), usa la URL del backend en Render. Esto elimina la necesidad de modificar el código al cambiar de entorno y es el mecanismo que permite que el mismo frontend funcione tanto en desarrollo local como en producción.</w:t>
+      </w:r>
+    </w:p>
+    <w:p>
+      <w:pPr>
+        <w:pStyle w:val="Heading2"/>
+        <w:spacing w:after="100" w:before="200"/>
       </w:pPr>
       <w:r>
         <w:rPr>
           <w:rFonts w:ascii="Arial" w:cs="Arial" w:eastAsia="Arial" w:hAnsi="Arial"/>
           <w:b/>
           <w:bCs/>
-          <w:color w:val="2E4057"/>
+          <w:sz w:val="28"/>
+          <w:szCs w:val="28"/>
+        </w:rPr>
+        <w:t xml:space="preserve">3.6 Reorganización de la estructura de archivos</w:t>
+      </w:r>
+    </w:p>
+    <w:p>
+      <w:pPr>
+        <w:spacing w:after="160"/>
+      </w:pPr>
+      <w:r>
+        <w:rPr>
+          <w:rFonts w:ascii="Arial" w:cs="Arial" w:eastAsia="Arial" w:hAnsi="Arial"/>
+          <w:sz w:val="24"/>
+          <w:szCs w:val="24"/>
+        </w:rPr>
+        <w:t xml:space="preserve">Los archivos del frontend fueron reorganizados siguiendo la estructura recomendada para proyectos con separación frontend/backend:</w:t>
+      </w:r>
+    </w:p>
+    <w:p>
+      <w:pPr>
+        <w:pStyle w:val="ListParagraph"/>
+        <w:numPr>
+          <w:ilvl w:val="0"/>
+          <w:numId w:val="2"/>
+        </w:numPr>
+        <w:spacing w:after="80"/>
+      </w:pPr>
+      <w:r>
+        <w:rPr>
+          <w:rFonts w:ascii="Arial" w:cs="Arial" w:eastAsia="Arial" w:hAnsi="Arial"/>
+          <w:sz w:val="24"/>
+          <w:szCs w:val="24"/>
+        </w:rPr>
+        <w:t xml:space="preserve">frontend/public/index.html: archivo principal de la aplicación.</w:t>
+      </w:r>
+    </w:p>
+    <w:p>
+      <w:pPr>
+        <w:pStyle w:val="ListParagraph"/>
+        <w:numPr>
+          <w:ilvl w:val="0"/>
+          <w:numId w:val="2"/>
+        </w:numPr>
+        <w:spacing w:after="80"/>
+      </w:pPr>
+      <w:r>
+        <w:rPr>
+          <w:rFonts w:ascii="Arial" w:cs="Arial" w:eastAsia="Arial" w:hAnsi="Arial"/>
+          <w:sz w:val="24"/>
+          <w:szCs w:val="24"/>
+        </w:rPr>
+        <w:t xml:space="preserve">frontend/public/nosotros.html: página estática de información del negocio.</w:t>
+      </w:r>
+    </w:p>
+    <w:p>
+      <w:pPr>
+        <w:pStyle w:val="ListParagraph"/>
+        <w:numPr>
+          <w:ilvl w:val="0"/>
+          <w:numId w:val="2"/>
+        </w:numPr>
+        <w:spacing w:after="80"/>
+      </w:pPr>
+      <w:r>
+        <w:rPr>
+          <w:rFonts w:ascii="Arial" w:cs="Arial" w:eastAsia="Arial" w:hAnsi="Arial"/>
+          <w:sz w:val="24"/>
+          <w:szCs w:val="24"/>
+        </w:rPr>
+        <w:t xml:space="preserve">frontend/public/css/styles.css: hoja de estilos de la aplicación.</w:t>
+      </w:r>
+    </w:p>
+    <w:p>
+      <w:pPr>
+        <w:pStyle w:val="ListParagraph"/>
+        <w:numPr>
+          <w:ilvl w:val="0"/>
+          <w:numId w:val="2"/>
+        </w:numPr>
+        <w:spacing w:after="80"/>
+      </w:pPr>
+      <w:r>
+        <w:rPr>
+          <w:rFonts w:ascii="Arial" w:cs="Arial" w:eastAsia="Arial" w:hAnsi="Arial"/>
+          <w:sz w:val="24"/>
+          <w:szCs w:val="24"/>
+        </w:rPr>
+        <w:t xml:space="preserve">frontend/public/js/config.js: configuración dinámica de la URL del backend.</w:t>
+      </w:r>
+    </w:p>
+    <w:p>
+      <w:pPr>
+        <w:pStyle w:val="ListParagraph"/>
+        <w:numPr>
+          <w:ilvl w:val="0"/>
+          <w:numId w:val="2"/>
+        </w:numPr>
+        <w:spacing w:after="80"/>
+      </w:pPr>
+      <w:r>
+        <w:rPr>
+          <w:rFonts w:ascii="Arial" w:cs="Arial" w:eastAsia="Arial" w:hAnsi="Arial"/>
+          <w:sz w:val="24"/>
+          <w:szCs w:val="24"/>
+        </w:rPr>
+        <w:t xml:space="preserve">frontend/public/js/script.js: lógica principal de la aplicación.</w:t>
+      </w:r>
+    </w:p>
+    <w:p>
+      <w:pPr>
+        <w:pStyle w:val="Heading2"/>
+        <w:spacing w:after="100" w:before="200"/>
+      </w:pPr>
+      <w:r>
+        <w:rPr>
+          <w:rFonts w:ascii="Arial" w:cs="Arial" w:eastAsia="Arial" w:hAnsi="Arial"/>
+          <w:b/>
+          <w:bCs/>
+          <w:sz w:val="28"/>
+          <w:szCs w:val="28"/>
+        </w:rPr>
+        <w:t xml:space="preserve">3.7 Despliegue en Firebase Hosting</w:t>
+      </w:r>
+    </w:p>
+    <w:p>
+      <w:pPr>
+        <w:spacing w:after="160"/>
+      </w:pPr>
+      <w:r>
+        <w:rPr>
+          <w:rFonts w:ascii="Arial" w:cs="Arial" w:eastAsia="Arial" w:hAnsi="Arial"/>
+          <w:sz w:val="24"/>
+          <w:szCs w:val="24"/>
+        </w:rPr>
+        <w:t xml:space="preserve">El frontend fue desplegado en Firebase Hosting, el servicio de hosting estático de Google. El proceso incluyó:</w:t>
+      </w:r>
+    </w:p>
+    <w:p>
+      <w:pPr>
+        <w:pStyle w:val="ListParagraph"/>
+        <w:numPr>
+          <w:ilvl w:val="0"/>
+          <w:numId w:val="2"/>
+        </w:numPr>
+        <w:spacing w:after="80"/>
+      </w:pPr>
+      <w:r>
+        <w:rPr>
+          <w:rFonts w:ascii="Arial" w:cs="Arial" w:eastAsia="Arial" w:hAnsi="Arial"/>
+          <w:sz w:val="24"/>
+          <w:szCs w:val="24"/>
+        </w:rPr>
+        <w:t xml:space="preserve">Instalación de Node.js y Firebase CLI.</w:t>
+      </w:r>
+    </w:p>
+    <w:p>
+      <w:pPr>
+        <w:pStyle w:val="ListParagraph"/>
+        <w:numPr>
+          <w:ilvl w:val="0"/>
+          <w:numId w:val="2"/>
+        </w:numPr>
+        <w:spacing w:after="80"/>
+      </w:pPr>
+      <w:r>
+        <w:rPr>
+          <w:rFonts w:ascii="Arial" w:cs="Arial" w:eastAsia="Arial" w:hAnsi="Arial"/>
+          <w:sz w:val="24"/>
+          <w:szCs w:val="24"/>
+        </w:rPr>
+        <w:t xml:space="preserve">Creación del proyecto variedades-josefita en Firebase Console.</w:t>
+      </w:r>
+    </w:p>
+    <w:p>
+      <w:pPr>
+        <w:pStyle w:val="ListParagraph"/>
+        <w:numPr>
+          <w:ilvl w:val="0"/>
+          <w:numId w:val="2"/>
+        </w:numPr>
+        <w:spacing w:after="80"/>
+      </w:pPr>
+      <w:r>
+        <w:rPr>
+          <w:rFonts w:ascii="Arial" w:cs="Arial" w:eastAsia="Arial" w:hAnsi="Arial"/>
+          <w:sz w:val="24"/>
+          <w:szCs w:val="24"/>
+        </w:rPr>
+        <w:t xml:space="preserve">Inicialización de Firebase en la raíz del proyecto con firebase init hosting, configurando frontend/public como directorio de despliegue.</w:t>
+      </w:r>
+    </w:p>
+    <w:p>
+      <w:pPr>
+        <w:pStyle w:val="ListParagraph"/>
+        <w:numPr>
+          <w:ilvl w:val="0"/>
+          <w:numId w:val="2"/>
+        </w:numPr>
+        <w:spacing w:after="80"/>
+      </w:pPr>
+      <w:r>
+        <w:rPr>
+          <w:rFonts w:ascii="Arial" w:cs="Arial" w:eastAsia="Arial" w:hAnsi="Arial"/>
+          <w:sz w:val="24"/>
+          <w:szCs w:val="24"/>
+        </w:rPr>
+        <w:t xml:space="preserve">Despliegue mediante firebase deploy --only hosting.</w:t>
+      </w:r>
+    </w:p>
+    <w:p>
+      <w:pPr>
+        <w:spacing w:after="160"/>
+      </w:pPr>
+      <w:r>
+        <w:rPr>
+          <w:rFonts w:ascii="Arial" w:cs="Arial" w:eastAsia="Arial" w:hAnsi="Arial"/>
+          <w:sz w:val="24"/>
+          <w:szCs w:val="24"/>
+        </w:rPr>
+        <w:t xml:space="preserve">El resultado es una URL pública con HTTPS automático: https://variedades-josefita.web.app.</w:t>
+      </w:r>
+    </w:p>
+    <w:p>
+      <w:pPr>
+        <w:pStyle w:val="Heading2"/>
+        <w:spacing w:after="100" w:before="200"/>
+      </w:pPr>
+      <w:r>
+        <w:rPr>
+          <w:rFonts w:ascii="Arial" w:cs="Arial" w:eastAsia="Arial" w:hAnsi="Arial"/>
+          <w:b/>
+          <w:bCs/>
+          <w:sz w:val="28"/>
+          <w:szCs w:val="28"/>
+        </w:rPr>
+        <w:t xml:space="preserve">3.8 Manejo de errores y experiencia de usuario</w:t>
+      </w:r>
+    </w:p>
+    <w:p>
+      <w:pPr>
+        <w:spacing w:after="160"/>
+      </w:pPr>
+      <w:r>
+        <w:rPr>
+          <w:rFonts w:ascii="Arial" w:cs="Arial" w:eastAsia="Arial" w:hAnsi="Arial"/>
+          <w:sz w:val="24"/>
+          <w:szCs w:val="24"/>
+        </w:rPr>
+        <w:t xml:space="preserve">Se agregaron mejoras en la experiencia del usuario:</w:t>
+      </w:r>
+    </w:p>
+    <w:p>
+      <w:pPr>
+        <w:pStyle w:val="ListParagraph"/>
+        <w:numPr>
+          <w:ilvl w:val="0"/>
+          <w:numId w:val="2"/>
+        </w:numPr>
+        <w:spacing w:after="80"/>
+      </w:pPr>
+      <w:r>
+        <w:rPr>
+          <w:rFonts w:ascii="Arial" w:cs="Arial" w:eastAsia="Arial" w:hAnsi="Arial"/>
+          <w:sz w:val="24"/>
+          <w:szCs w:val="24"/>
+        </w:rPr>
+        <w:t xml:space="preserve">Componente de notificaciones tipo toast que informa el resultado de cada acción (login, registro, favorito, subida de foto).</w:t>
+      </w:r>
+    </w:p>
+    <w:p>
+      <w:pPr>
+        <w:pStyle w:val="ListParagraph"/>
+        <w:numPr>
+          <w:ilvl w:val="0"/>
+          <w:numId w:val="2"/>
+        </w:numPr>
+        <w:spacing w:after="80"/>
+      </w:pPr>
+      <w:r>
+        <w:rPr>
+          <w:rFonts w:ascii="Arial" w:cs="Arial" w:eastAsia="Arial" w:hAnsi="Arial"/>
+          <w:sz w:val="24"/>
+          <w:szCs w:val="24"/>
+        </w:rPr>
+        <w:t xml:space="preserve">Mensaje de error visible cuando el servidor no está disponible, en lugar de una pantalla en blanco.</w:t>
+      </w:r>
+    </w:p>
+    <w:p>
+      <w:pPr>
+        <w:pStyle w:val="ListParagraph"/>
+        <w:numPr>
+          <w:ilvl w:val="0"/>
+          <w:numId w:val="2"/>
+        </w:numPr>
+        <w:spacing w:after="80"/>
+      </w:pPr>
+      <w:r>
+        <w:rPr>
+          <w:rFonts w:ascii="Arial" w:cs="Arial" w:eastAsia="Arial" w:hAnsi="Arial"/>
+          <w:sz w:val="24"/>
+          <w:szCs w:val="24"/>
+        </w:rPr>
+        <w:t xml:space="preserve">Filtros de género (Hombres/Mujeres) y categoría (Camisetas, Polos, Blusas, Deportivas) funcionales y conectados a los datos reales.</w:t>
+      </w:r>
+    </w:p>
+    <w:p>
+      <w:pPr>
+        <w:pStyle w:val="Heading1"/>
+        <w:spacing w:after="120" w:before="300"/>
+      </w:pPr>
+      <w:r>
+        <w:rPr>
+          <w:rFonts w:ascii="Arial" w:cs="Arial" w:eastAsia="Arial" w:hAnsi="Arial"/>
+          <w:b/>
+          <w:bCs/>
           <w:sz w:val="32"/>
           <w:szCs w:val="32"/>
         </w:rPr>
@@ -532,31 +822,28 @@
       </w:tblPr>
       <w:tblGrid>
         <w:gridCol w:w="1800"/>
-        <w:gridCol w:w="2400"/>
-        <w:gridCol w:w="5160"/>
+        <w:gridCol w:w="3200"/>
+        <w:gridCol w:w="4360"/>
       </w:tblGrid>
       <w:tr>
         <w:tc>
           <w:tcPr>
             <w:tcW w:type="dxa" w:w="1800"/>
             <w:tcBorders>
-              <w:top w:val="single" w:color="CCCCCC" w:sz="1"/>
-              <w:left w:val="single" w:color="CCCCCC" w:sz="1"/>
-              <w:bottom w:val="single" w:color="CCCCCC" w:sz="1"/>
-              <w:right w:val="single" w:color="CCCCCC" w:sz="1"/>
-            </w:tcBorders>
-            <w:shd w:fill="2E4057" w:val="clear"/>
-            <w:tcMar>
-              <w:top w:type="dxa" w:w="80"/>
-              <w:left w:type="dxa" w:w="120"/>
-              <w:bottom w:type="dxa" w:w="80"/>
-              <w:right w:type="dxa" w:w="120"/>
-            </w:tcMar>
-          </w:tcPr>
-          <w:p>
-            <w:pPr>
-              <w:jc w:val="center"/>
-            </w:pPr>
+              <w:top w:val="single" w:color="1F4E79" w:sz="1"/>
+              <w:left w:val="single" w:color="1F4E79" w:sz="1"/>
+              <w:bottom w:val="single" w:color="1F4E79" w:sz="1"/>
+              <w:right w:val="single" w:color="1F4E79" w:sz="1"/>
+            </w:tcBorders>
+            <w:shd w:fill="1F4E79" w:val="clear"/>
+            <w:tcMar>
+              <w:top w:type="dxa" w:w="80"/>
+              <w:left w:type="dxa" w:w="120"/>
+              <w:bottom w:type="dxa" w:w="80"/>
+              <w:right w:type="dxa" w:w="120"/>
+            </w:tcMar>
+          </w:tcPr>
+          <w:p>
             <w:r>
               <w:rPr>
                 <w:rFonts w:ascii="Arial" w:cs="Arial" w:eastAsia="Arial" w:hAnsi="Arial"/>
@@ -572,25 +859,22 @@
         </w:tc>
         <w:tc>
           <w:tcPr>
-            <w:tcW w:type="dxa" w:w="2400"/>
-            <w:tcBorders>
-              <w:top w:val="single" w:color="CCCCCC" w:sz="1"/>
-              <w:left w:val="single" w:color="CCCCCC" w:sz="1"/>
-              <w:bottom w:val="single" w:color="CCCCCC" w:sz="1"/>
-              <w:right w:val="single" w:color="CCCCCC" w:sz="1"/>
-            </w:tcBorders>
-            <w:shd w:fill="2E4057" w:val="clear"/>
-            <w:tcMar>
-              <w:top w:type="dxa" w:w="80"/>
-              <w:left w:type="dxa" w:w="120"/>
-              <w:bottom w:type="dxa" w:w="80"/>
-              <w:right w:type="dxa" w:w="120"/>
-            </w:tcMar>
-          </w:tcPr>
-          <w:p>
-            <w:pPr>
-              <w:jc w:val="center"/>
-            </w:pPr>
+            <w:tcW w:type="dxa" w:w="3200"/>
+            <w:tcBorders>
+              <w:top w:val="single" w:color="1F4E79" w:sz="1"/>
+              <w:left w:val="single" w:color="1F4E79" w:sz="1"/>
+              <w:bottom w:val="single" w:color="1F4E79" w:sz="1"/>
+              <w:right w:val="single" w:color="1F4E79" w:sz="1"/>
+            </w:tcBorders>
+            <w:shd w:fill="1F4E79" w:val="clear"/>
+            <w:tcMar>
+              <w:top w:type="dxa" w:w="80"/>
+              <w:left w:type="dxa" w:w="120"/>
+              <w:bottom w:type="dxa" w:w="80"/>
+              <w:right w:type="dxa" w:w="120"/>
+            </w:tcMar>
+          </w:tcPr>
+          <w:p>
             <w:r>
               <w:rPr>
                 <w:rFonts w:ascii="Arial" w:cs="Arial" w:eastAsia="Arial" w:hAnsi="Arial"/>
@@ -606,25 +890,22 @@
         </w:tc>
         <w:tc>
           <w:tcPr>
-            <w:tcW w:type="dxa" w:w="5160"/>
-            <w:tcBorders>
-              <w:top w:val="single" w:color="CCCCCC" w:sz="1"/>
-              <w:left w:val="single" w:color="CCCCCC" w:sz="1"/>
-              <w:bottom w:val="single" w:color="CCCCCC" w:sz="1"/>
-              <w:right w:val="single" w:color="CCCCCC" w:sz="1"/>
-            </w:tcBorders>
-            <w:shd w:fill="2E4057" w:val="clear"/>
-            <w:tcMar>
-              <w:top w:type="dxa" w:w="80"/>
-              <w:left w:type="dxa" w:w="120"/>
-              <w:bottom w:type="dxa" w:w="80"/>
-              <w:right w:type="dxa" w:w="120"/>
-            </w:tcMar>
-          </w:tcPr>
-          <w:p>
-            <w:pPr>
-              <w:jc w:val="center"/>
-            </w:pPr>
+            <w:tcW w:type="dxa" w:w="4360"/>
+            <w:tcBorders>
+              <w:top w:val="single" w:color="1F4E79" w:sz="1"/>
+              <w:left w:val="single" w:color="1F4E79" w:sz="1"/>
+              <w:bottom w:val="single" w:color="1F4E79" w:sz="1"/>
+              <w:right w:val="single" w:color="1F4E79" w:sz="1"/>
+            </w:tcBorders>
+            <w:shd w:fill="1F4E79" w:val="clear"/>
+            <w:tcMar>
+              <w:top w:type="dxa" w:w="80"/>
+              <w:left w:type="dxa" w:w="120"/>
+              <w:bottom w:type="dxa" w:w="80"/>
+              <w:right w:type="dxa" w:w="120"/>
+            </w:tcMar>
+          </w:tcPr>
+          <w:p>
             <w:r>
               <w:rPr>
                 <w:rFonts w:ascii="Arial" w:cs="Arial" w:eastAsia="Arial" w:hAnsi="Arial"/>
@@ -661,6 +942,9 @@
             <w:r>
               <w:rPr>
                 <w:rFonts w:ascii="Arial" w:cs="Arial" w:eastAsia="Arial" w:hAnsi="Arial"/>
+                <w:b w:val="false"/>
+                <w:bCs w:val="false"/>
+                <w:color w:val="000000"/>
                 <w:sz w:val="20"/>
                 <w:szCs w:val="20"/>
               </w:rPr>
@@ -670,25 +954,28 @@
         </w:tc>
         <w:tc>
           <w:tcPr>
-            <w:tcW w:type="dxa" w:w="2400"/>
-            <w:tcBorders>
-              <w:top w:val="single" w:color="CCCCCC" w:sz="1"/>
-              <w:left w:val="single" w:color="CCCCCC" w:sz="1"/>
-              <w:bottom w:val="single" w:color="CCCCCC" w:sz="1"/>
-              <w:right w:val="single" w:color="CCCCCC" w:sz="1"/>
-            </w:tcBorders>
-            <w:shd w:fill="FFFFFF" w:val="clear"/>
-            <w:tcMar>
-              <w:top w:type="dxa" w:w="80"/>
-              <w:left w:type="dxa" w:w="120"/>
-              <w:bottom w:type="dxa" w:w="80"/>
-              <w:right w:type="dxa" w:w="120"/>
-            </w:tcMar>
-          </w:tcPr>
-          <w:p>
-            <w:r>
-              <w:rPr>
-                <w:rFonts w:ascii="Arial" w:cs="Arial" w:eastAsia="Arial" w:hAnsi="Arial"/>
+            <w:tcW w:type="dxa" w:w="3200"/>
+            <w:tcBorders>
+              <w:top w:val="single" w:color="CCCCCC" w:sz="1"/>
+              <w:left w:val="single" w:color="CCCCCC" w:sz="1"/>
+              <w:bottom w:val="single" w:color="CCCCCC" w:sz="1"/>
+              <w:right w:val="single" w:color="CCCCCC" w:sz="1"/>
+            </w:tcBorders>
+            <w:shd w:fill="FFFFFF" w:val="clear"/>
+            <w:tcMar>
+              <w:top w:type="dxa" w:w="80"/>
+              <w:left w:type="dxa" w:w="120"/>
+              <w:bottom w:type="dxa" w:w="80"/>
+              <w:right w:type="dxa" w:w="120"/>
+            </w:tcMar>
+          </w:tcPr>
+          <w:p>
+            <w:r>
+              <w:rPr>
+                <w:rFonts w:ascii="Arial" w:cs="Arial" w:eastAsia="Arial" w:hAnsi="Arial"/>
+                <w:b w:val="false"/>
+                <w:bCs w:val="false"/>
+                <w:color w:val="000000"/>
                 <w:sz w:val="20"/>
                 <w:szCs w:val="20"/>
               </w:rPr>
@@ -698,25 +985,28 @@
         </w:tc>
         <w:tc>
           <w:tcPr>
-            <w:tcW w:type="dxa" w:w="5160"/>
-            <w:tcBorders>
-              <w:top w:val="single" w:color="CCCCCC" w:sz="1"/>
-              <w:left w:val="single" w:color="CCCCCC" w:sz="1"/>
-              <w:bottom w:val="single" w:color="CCCCCC" w:sz="1"/>
-              <w:right w:val="single" w:color="CCCCCC" w:sz="1"/>
-            </w:tcBorders>
-            <w:shd w:fill="FFFFFF" w:val="clear"/>
-            <w:tcMar>
-              <w:top w:type="dxa" w:w="80"/>
-              <w:left w:type="dxa" w:w="120"/>
-              <w:bottom w:type="dxa" w:w="80"/>
-              <w:right w:type="dxa" w:w="120"/>
-            </w:tcMar>
-          </w:tcPr>
-          <w:p>
-            <w:r>
-              <w:rPr>
-                <w:rFonts w:ascii="Arial" w:cs="Arial" w:eastAsia="Arial" w:hAnsi="Arial"/>
+            <w:tcW w:type="dxa" w:w="4360"/>
+            <w:tcBorders>
+              <w:top w:val="single" w:color="CCCCCC" w:sz="1"/>
+              <w:left w:val="single" w:color="CCCCCC" w:sz="1"/>
+              <w:bottom w:val="single" w:color="CCCCCC" w:sz="1"/>
+              <w:right w:val="single" w:color="CCCCCC" w:sz="1"/>
+            </w:tcBorders>
+            <w:shd w:fill="FFFFFF" w:val="clear"/>
+            <w:tcMar>
+              <w:top w:type="dxa" w:w="80"/>
+              <w:left w:type="dxa" w:w="120"/>
+              <w:bottom w:type="dxa" w:w="80"/>
+              <w:right w:type="dxa" w:w="120"/>
+            </w:tcMar>
+          </w:tcPr>
+          <w:p>
+            <w:r>
+              <w:rPr>
+                <w:rFonts w:ascii="Arial" w:cs="Arial" w:eastAsia="Arial" w:hAnsi="Arial"/>
+                <w:b w:val="false"/>
+                <w:bCs w:val="false"/>
+                <w:color w:val="000000"/>
                 <w:sz w:val="20"/>
                 <w:szCs w:val="20"/>
               </w:rPr>
@@ -735,18 +1025,21 @@
               <w:bottom w:val="single" w:color="CCCCCC" w:sz="1"/>
               <w:right w:val="single" w:color="CCCCCC" w:sz="1"/>
             </w:tcBorders>
-            <w:shd w:fill="EEF2F7" w:val="clear"/>
-            <w:tcMar>
-              <w:top w:type="dxa" w:w="80"/>
-              <w:left w:type="dxa" w:w="120"/>
-              <w:bottom w:type="dxa" w:w="80"/>
-              <w:right w:type="dxa" w:w="120"/>
-            </w:tcMar>
-          </w:tcPr>
-          <w:p>
-            <w:r>
-              <w:rPr>
-                <w:rFonts w:ascii="Arial" w:cs="Arial" w:eastAsia="Arial" w:hAnsi="Arial"/>
+            <w:shd w:fill="FFFFFF" w:val="clear"/>
+            <w:tcMar>
+              <w:top w:type="dxa" w:w="80"/>
+              <w:left w:type="dxa" w:w="120"/>
+              <w:bottom w:type="dxa" w:w="80"/>
+              <w:right w:type="dxa" w:w="120"/>
+            </w:tcMar>
+          </w:tcPr>
+          <w:p>
+            <w:r>
+              <w:rPr>
+                <w:rFonts w:ascii="Arial" w:cs="Arial" w:eastAsia="Arial" w:hAnsi="Arial"/>
+                <w:b w:val="false"/>
+                <w:bCs w:val="false"/>
+                <w:color w:val="000000"/>
                 <w:sz w:val="20"/>
                 <w:szCs w:val="20"/>
               </w:rPr>
@@ -756,25 +1049,28 @@
         </w:tc>
         <w:tc>
           <w:tcPr>
-            <w:tcW w:type="dxa" w:w="2400"/>
-            <w:tcBorders>
-              <w:top w:val="single" w:color="CCCCCC" w:sz="1"/>
-              <w:left w:val="single" w:color="CCCCCC" w:sz="1"/>
-              <w:bottom w:val="single" w:color="CCCCCC" w:sz="1"/>
-              <w:right w:val="single" w:color="CCCCCC" w:sz="1"/>
-            </w:tcBorders>
-            <w:shd w:fill="EEF2F7" w:val="clear"/>
-            <w:tcMar>
-              <w:top w:type="dxa" w:w="80"/>
-              <w:left w:type="dxa" w:w="120"/>
-              <w:bottom w:type="dxa" w:w="80"/>
-              <w:right w:type="dxa" w:w="120"/>
-            </w:tcMar>
-          </w:tcPr>
-          <w:p>
-            <w:r>
-              <w:rPr>
-                <w:rFonts w:ascii="Arial" w:cs="Arial" w:eastAsia="Arial" w:hAnsi="Arial"/>
+            <w:tcW w:type="dxa" w:w="3200"/>
+            <w:tcBorders>
+              <w:top w:val="single" w:color="CCCCCC" w:sz="1"/>
+              <w:left w:val="single" w:color="CCCCCC" w:sz="1"/>
+              <w:bottom w:val="single" w:color="CCCCCC" w:sz="1"/>
+              <w:right w:val="single" w:color="CCCCCC" w:sz="1"/>
+            </w:tcBorders>
+            <w:shd w:fill="FFFFFF" w:val="clear"/>
+            <w:tcMar>
+              <w:top w:type="dxa" w:w="80"/>
+              <w:left w:type="dxa" w:w="120"/>
+              <w:bottom w:type="dxa" w:w="80"/>
+              <w:right w:type="dxa" w:w="120"/>
+            </w:tcMar>
+          </w:tcPr>
+          <w:p>
+            <w:r>
+              <w:rPr>
+                <w:rFonts w:ascii="Arial" w:cs="Arial" w:eastAsia="Arial" w:hAnsi="Arial"/>
+                <w:b w:val="false"/>
+                <w:bCs w:val="false"/>
+                <w:color w:val="000000"/>
                 <w:sz w:val="20"/>
                 <w:szCs w:val="20"/>
               </w:rPr>
@@ -784,25 +1080,28 @@
         </w:tc>
         <w:tc>
           <w:tcPr>
-            <w:tcW w:type="dxa" w:w="5160"/>
-            <w:tcBorders>
-              <w:top w:val="single" w:color="CCCCCC" w:sz="1"/>
-              <w:left w:val="single" w:color="CCCCCC" w:sz="1"/>
-              <w:bottom w:val="single" w:color="CCCCCC" w:sz="1"/>
-              <w:right w:val="single" w:color="CCCCCC" w:sz="1"/>
-            </w:tcBorders>
-            <w:shd w:fill="EEF2F7" w:val="clear"/>
-            <w:tcMar>
-              <w:top w:type="dxa" w:w="80"/>
-              <w:left w:type="dxa" w:w="120"/>
-              <w:bottom w:type="dxa" w:w="80"/>
-              <w:right w:type="dxa" w:w="120"/>
-            </w:tcMar>
-          </w:tcPr>
-          <w:p>
-            <w:r>
-              <w:rPr>
-                <w:rFonts w:ascii="Arial" w:cs="Arial" w:eastAsia="Arial" w:hAnsi="Arial"/>
+            <w:tcW w:type="dxa" w:w="4360"/>
+            <w:tcBorders>
+              <w:top w:val="single" w:color="CCCCCC" w:sz="1"/>
+              <w:left w:val="single" w:color="CCCCCC" w:sz="1"/>
+              <w:bottom w:val="single" w:color="CCCCCC" w:sz="1"/>
+              <w:right w:val="single" w:color="CCCCCC" w:sz="1"/>
+            </w:tcBorders>
+            <w:shd w:fill="FFFFFF" w:val="clear"/>
+            <w:tcMar>
+              <w:top w:type="dxa" w:w="80"/>
+              <w:left w:type="dxa" w:w="120"/>
+              <w:bottom w:type="dxa" w:w="80"/>
+              <w:right w:type="dxa" w:w="120"/>
+            </w:tcMar>
+          </w:tcPr>
+          <w:p>
+            <w:r>
+              <w:rPr>
+                <w:rFonts w:ascii="Arial" w:cs="Arial" w:eastAsia="Arial" w:hAnsi="Arial"/>
+                <w:b w:val="false"/>
+                <w:bCs w:val="false"/>
+                <w:color w:val="000000"/>
                 <w:sz w:val="20"/>
                 <w:szCs w:val="20"/>
               </w:rPr>
@@ -833,6 +1132,9 @@
             <w:r>
               <w:rPr>
                 <w:rFonts w:ascii="Arial" w:cs="Arial" w:eastAsia="Arial" w:hAnsi="Arial"/>
+                <w:b w:val="false"/>
+                <w:bCs w:val="false"/>
+                <w:color w:val="000000"/>
                 <w:sz w:val="20"/>
                 <w:szCs w:val="20"/>
               </w:rPr>
@@ -842,25 +1144,28 @@
         </w:tc>
         <w:tc>
           <w:tcPr>
-            <w:tcW w:type="dxa" w:w="2400"/>
-            <w:tcBorders>
-              <w:top w:val="single" w:color="CCCCCC" w:sz="1"/>
-              <w:left w:val="single" w:color="CCCCCC" w:sz="1"/>
-              <w:bottom w:val="single" w:color="CCCCCC" w:sz="1"/>
-              <w:right w:val="single" w:color="CCCCCC" w:sz="1"/>
-            </w:tcBorders>
-            <w:shd w:fill="FFFFFF" w:val="clear"/>
-            <w:tcMar>
-              <w:top w:type="dxa" w:w="80"/>
-              <w:left w:type="dxa" w:w="120"/>
-              <w:bottom w:type="dxa" w:w="80"/>
-              <w:right w:type="dxa" w:w="120"/>
-            </w:tcMar>
-          </w:tcPr>
-          <w:p>
-            <w:r>
-              <w:rPr>
-                <w:rFonts w:ascii="Arial" w:cs="Arial" w:eastAsia="Arial" w:hAnsi="Arial"/>
+            <w:tcW w:type="dxa" w:w="3200"/>
+            <w:tcBorders>
+              <w:top w:val="single" w:color="CCCCCC" w:sz="1"/>
+              <w:left w:val="single" w:color="CCCCCC" w:sz="1"/>
+              <w:bottom w:val="single" w:color="CCCCCC" w:sz="1"/>
+              <w:right w:val="single" w:color="CCCCCC" w:sz="1"/>
+            </w:tcBorders>
+            <w:shd w:fill="FFFFFF" w:val="clear"/>
+            <w:tcMar>
+              <w:top w:type="dxa" w:w="80"/>
+              <w:left w:type="dxa" w:w="120"/>
+              <w:bottom w:type="dxa" w:w="80"/>
+              <w:right w:type="dxa" w:w="120"/>
+            </w:tcMar>
+          </w:tcPr>
+          <w:p>
+            <w:r>
+              <w:rPr>
+                <w:rFonts w:ascii="Arial" w:cs="Arial" w:eastAsia="Arial" w:hAnsi="Arial"/>
+                <w:b w:val="false"/>
+                <w:bCs w:val="false"/>
+                <w:color w:val="000000"/>
                 <w:sz w:val="20"/>
                 <w:szCs w:val="20"/>
               </w:rPr>
@@ -870,25 +1175,28 @@
         </w:tc>
         <w:tc>
           <w:tcPr>
-            <w:tcW w:type="dxa" w:w="5160"/>
-            <w:tcBorders>
-              <w:top w:val="single" w:color="CCCCCC" w:sz="1"/>
-              <w:left w:val="single" w:color="CCCCCC" w:sz="1"/>
-              <w:bottom w:val="single" w:color="CCCCCC" w:sz="1"/>
-              <w:right w:val="single" w:color="CCCCCC" w:sz="1"/>
-            </w:tcBorders>
-            <w:shd w:fill="FFFFFF" w:val="clear"/>
-            <w:tcMar>
-              <w:top w:type="dxa" w:w="80"/>
-              <w:left w:type="dxa" w:w="120"/>
-              <w:bottom w:type="dxa" w:w="80"/>
-              <w:right w:type="dxa" w:w="120"/>
-            </w:tcMar>
-          </w:tcPr>
-          <w:p>
-            <w:r>
-              <w:rPr>
-                <w:rFonts w:ascii="Arial" w:cs="Arial" w:eastAsia="Arial" w:hAnsi="Arial"/>
+            <w:tcW w:type="dxa" w:w="4360"/>
+            <w:tcBorders>
+              <w:top w:val="single" w:color="CCCCCC" w:sz="1"/>
+              <w:left w:val="single" w:color="CCCCCC" w:sz="1"/>
+              <w:bottom w:val="single" w:color="CCCCCC" w:sz="1"/>
+              <w:right w:val="single" w:color="CCCCCC" w:sz="1"/>
+            </w:tcBorders>
+            <w:shd w:fill="FFFFFF" w:val="clear"/>
+            <w:tcMar>
+              <w:top w:type="dxa" w:w="80"/>
+              <w:left w:type="dxa" w:w="120"/>
+              <w:bottom w:type="dxa" w:w="80"/>
+              <w:right w:type="dxa" w:w="120"/>
+            </w:tcMar>
+          </w:tcPr>
+          <w:p>
+            <w:r>
+              <w:rPr>
+                <w:rFonts w:ascii="Arial" w:cs="Arial" w:eastAsia="Arial" w:hAnsi="Arial"/>
+                <w:b w:val="false"/>
+                <w:bCs w:val="false"/>
+                <w:color w:val="000000"/>
                 <w:sz w:val="20"/>
                 <w:szCs w:val="20"/>
               </w:rPr>
@@ -907,18 +1215,21 @@
               <w:bottom w:val="single" w:color="CCCCCC" w:sz="1"/>
               <w:right w:val="single" w:color="CCCCCC" w:sz="1"/>
             </w:tcBorders>
-            <w:shd w:fill="EEF2F7" w:val="clear"/>
-            <w:tcMar>
-              <w:top w:type="dxa" w:w="80"/>
-              <w:left w:type="dxa" w:w="120"/>
-              <w:bottom w:type="dxa" w:w="80"/>
-              <w:right w:type="dxa" w:w="120"/>
-            </w:tcMar>
-          </w:tcPr>
-          <w:p>
-            <w:r>
-              <w:rPr>
-                <w:rFonts w:ascii="Arial" w:cs="Arial" w:eastAsia="Arial" w:hAnsi="Arial"/>
+            <w:shd w:fill="FFFFFF" w:val="clear"/>
+            <w:tcMar>
+              <w:top w:type="dxa" w:w="80"/>
+              <w:left w:type="dxa" w:w="120"/>
+              <w:bottom w:type="dxa" w:w="80"/>
+              <w:right w:type="dxa" w:w="120"/>
+            </w:tcMar>
+          </w:tcPr>
+          <w:p>
+            <w:r>
+              <w:rPr>
+                <w:rFonts w:ascii="Arial" w:cs="Arial" w:eastAsia="Arial" w:hAnsi="Arial"/>
+                <w:b w:val="false"/>
+                <w:bCs w:val="false"/>
+                <w:color w:val="000000"/>
                 <w:sz w:val="20"/>
                 <w:szCs w:val="20"/>
               </w:rPr>
@@ -928,25 +1239,28 @@
         </w:tc>
         <w:tc>
           <w:tcPr>
-            <w:tcW w:type="dxa" w:w="2400"/>
-            <w:tcBorders>
-              <w:top w:val="single" w:color="CCCCCC" w:sz="1"/>
-              <w:left w:val="single" w:color="CCCCCC" w:sz="1"/>
-              <w:bottom w:val="single" w:color="CCCCCC" w:sz="1"/>
-              <w:right w:val="single" w:color="CCCCCC" w:sz="1"/>
-            </w:tcBorders>
-            <w:shd w:fill="EEF2F7" w:val="clear"/>
-            <w:tcMar>
-              <w:top w:type="dxa" w:w="80"/>
-              <w:left w:type="dxa" w:w="120"/>
-              <w:bottom w:type="dxa" w:w="80"/>
-              <w:right w:type="dxa" w:w="120"/>
-            </w:tcMar>
-          </w:tcPr>
-          <w:p>
-            <w:r>
-              <w:rPr>
-                <w:rFonts w:ascii="Arial" w:cs="Arial" w:eastAsia="Arial" w:hAnsi="Arial"/>
+            <w:tcW w:type="dxa" w:w="3200"/>
+            <w:tcBorders>
+              <w:top w:val="single" w:color="CCCCCC" w:sz="1"/>
+              <w:left w:val="single" w:color="CCCCCC" w:sz="1"/>
+              <w:bottom w:val="single" w:color="CCCCCC" w:sz="1"/>
+              <w:right w:val="single" w:color="CCCCCC" w:sz="1"/>
+            </w:tcBorders>
+            <w:shd w:fill="FFFFFF" w:val="clear"/>
+            <w:tcMar>
+              <w:top w:type="dxa" w:w="80"/>
+              <w:left w:type="dxa" w:w="120"/>
+              <w:bottom w:type="dxa" w:w="80"/>
+              <w:right w:type="dxa" w:w="120"/>
+            </w:tcMar>
+          </w:tcPr>
+          <w:p>
+            <w:r>
+              <w:rPr>
+                <w:rFonts w:ascii="Arial" w:cs="Arial" w:eastAsia="Arial" w:hAnsi="Arial"/>
+                <w:b w:val="false"/>
+                <w:bCs w:val="false"/>
+                <w:color w:val="000000"/>
                 <w:sz w:val="20"/>
                 <w:szCs w:val="20"/>
               </w:rPr>
@@ -956,25 +1270,28 @@
         </w:tc>
         <w:tc>
           <w:tcPr>
-            <w:tcW w:type="dxa" w:w="5160"/>
-            <w:tcBorders>
-              <w:top w:val="single" w:color="CCCCCC" w:sz="1"/>
-              <w:left w:val="single" w:color="CCCCCC" w:sz="1"/>
-              <w:bottom w:val="single" w:color="CCCCCC" w:sz="1"/>
-              <w:right w:val="single" w:color="CCCCCC" w:sz="1"/>
-            </w:tcBorders>
-            <w:shd w:fill="EEF2F7" w:val="clear"/>
-            <w:tcMar>
-              <w:top w:type="dxa" w:w="80"/>
-              <w:left w:type="dxa" w:w="120"/>
-              <w:bottom w:type="dxa" w:w="80"/>
-              <w:right w:type="dxa" w:w="120"/>
-            </w:tcMar>
-          </w:tcPr>
-          <w:p>
-            <w:r>
-              <w:rPr>
-                <w:rFonts w:ascii="Arial" w:cs="Arial" w:eastAsia="Arial" w:hAnsi="Arial"/>
+            <w:tcW w:type="dxa" w:w="4360"/>
+            <w:tcBorders>
+              <w:top w:val="single" w:color="CCCCCC" w:sz="1"/>
+              <w:left w:val="single" w:color="CCCCCC" w:sz="1"/>
+              <w:bottom w:val="single" w:color="CCCCCC" w:sz="1"/>
+              <w:right w:val="single" w:color="CCCCCC" w:sz="1"/>
+            </w:tcBorders>
+            <w:shd w:fill="FFFFFF" w:val="clear"/>
+            <w:tcMar>
+              <w:top w:type="dxa" w:w="80"/>
+              <w:left w:type="dxa" w:w="120"/>
+              <w:bottom w:type="dxa" w:w="80"/>
+              <w:right w:type="dxa" w:w="120"/>
+            </w:tcMar>
+          </w:tcPr>
+          <w:p>
+            <w:r>
+              <w:rPr>
+                <w:rFonts w:ascii="Arial" w:cs="Arial" w:eastAsia="Arial" w:hAnsi="Arial"/>
+                <w:b w:val="false"/>
+                <w:bCs w:val="false"/>
+                <w:color w:val="000000"/>
                 <w:sz w:val="20"/>
                 <w:szCs w:val="20"/>
               </w:rPr>
@@ -1005,6 +1322,9 @@
             <w:r>
               <w:rPr>
                 <w:rFonts w:ascii="Arial" w:cs="Arial" w:eastAsia="Arial" w:hAnsi="Arial"/>
+                <w:b w:val="false"/>
+                <w:bCs w:val="false"/>
+                <w:color w:val="000000"/>
                 <w:sz w:val="20"/>
                 <w:szCs w:val="20"/>
               </w:rPr>
@@ -1014,25 +1334,28 @@
         </w:tc>
         <w:tc>
           <w:tcPr>
-            <w:tcW w:type="dxa" w:w="2400"/>
-            <w:tcBorders>
-              <w:top w:val="single" w:color="CCCCCC" w:sz="1"/>
-              <w:left w:val="single" w:color="CCCCCC" w:sz="1"/>
-              <w:bottom w:val="single" w:color="CCCCCC" w:sz="1"/>
-              <w:right w:val="single" w:color="CCCCCC" w:sz="1"/>
-            </w:tcBorders>
-            <w:shd w:fill="FFFFFF" w:val="clear"/>
-            <w:tcMar>
-              <w:top w:type="dxa" w:w="80"/>
-              <w:left w:type="dxa" w:w="120"/>
-              <w:bottom w:type="dxa" w:w="80"/>
-              <w:right w:type="dxa" w:w="120"/>
-            </w:tcMar>
-          </w:tcPr>
-          <w:p>
-            <w:r>
-              <w:rPr>
-                <w:rFonts w:ascii="Arial" w:cs="Arial" w:eastAsia="Arial" w:hAnsi="Arial"/>
+            <w:tcW w:type="dxa" w:w="3200"/>
+            <w:tcBorders>
+              <w:top w:val="single" w:color="CCCCCC" w:sz="1"/>
+              <w:left w:val="single" w:color="CCCCCC" w:sz="1"/>
+              <w:bottom w:val="single" w:color="CCCCCC" w:sz="1"/>
+              <w:right w:val="single" w:color="CCCCCC" w:sz="1"/>
+            </w:tcBorders>
+            <w:shd w:fill="FFFFFF" w:val="clear"/>
+            <w:tcMar>
+              <w:top w:type="dxa" w:w="80"/>
+              <w:left w:type="dxa" w:w="120"/>
+              <w:bottom w:type="dxa" w:w="80"/>
+              <w:right w:type="dxa" w:w="120"/>
+            </w:tcMar>
+          </w:tcPr>
+          <w:p>
+            <w:r>
+              <w:rPr>
+                <w:rFonts w:ascii="Arial" w:cs="Arial" w:eastAsia="Arial" w:hAnsi="Arial"/>
+                <w:b w:val="false"/>
+                <w:bCs w:val="false"/>
+                <w:color w:val="000000"/>
                 <w:sz w:val="20"/>
                 <w:szCs w:val="20"/>
               </w:rPr>
@@ -1042,25 +1365,28 @@
         </w:tc>
         <w:tc>
           <w:tcPr>
-            <w:tcW w:type="dxa" w:w="5160"/>
-            <w:tcBorders>
-              <w:top w:val="single" w:color="CCCCCC" w:sz="1"/>
-              <w:left w:val="single" w:color="CCCCCC" w:sz="1"/>
-              <w:bottom w:val="single" w:color="CCCCCC" w:sz="1"/>
-              <w:right w:val="single" w:color="CCCCCC" w:sz="1"/>
-            </w:tcBorders>
-            <w:shd w:fill="FFFFFF" w:val="clear"/>
-            <w:tcMar>
-              <w:top w:type="dxa" w:w="80"/>
-              <w:left w:type="dxa" w:w="120"/>
-              <w:bottom w:type="dxa" w:w="80"/>
-              <w:right w:type="dxa" w:w="120"/>
-            </w:tcMar>
-          </w:tcPr>
-          <w:p>
-            <w:r>
-              <w:rPr>
-                <w:rFonts w:ascii="Arial" w:cs="Arial" w:eastAsia="Arial" w:hAnsi="Arial"/>
+            <w:tcW w:type="dxa" w:w="4360"/>
+            <w:tcBorders>
+              <w:top w:val="single" w:color="CCCCCC" w:sz="1"/>
+              <w:left w:val="single" w:color="CCCCCC" w:sz="1"/>
+              <w:bottom w:val="single" w:color="CCCCCC" w:sz="1"/>
+              <w:right w:val="single" w:color="CCCCCC" w:sz="1"/>
+            </w:tcBorders>
+            <w:shd w:fill="FFFFFF" w:val="clear"/>
+            <w:tcMar>
+              <w:top w:type="dxa" w:w="80"/>
+              <w:left w:type="dxa" w:w="120"/>
+              <w:bottom w:type="dxa" w:w="80"/>
+              <w:right w:type="dxa" w:w="120"/>
+            </w:tcMar>
+          </w:tcPr>
+          <w:p>
+            <w:r>
+              <w:rPr>
+                <w:rFonts w:ascii="Arial" w:cs="Arial" w:eastAsia="Arial" w:hAnsi="Arial"/>
+                <w:b w:val="false"/>
+                <w:bCs w:val="false"/>
+                <w:color w:val="000000"/>
                 <w:sz w:val="20"/>
                 <w:szCs w:val="20"/>
               </w:rPr>
@@ -1079,18 +1405,21 @@
               <w:bottom w:val="single" w:color="CCCCCC" w:sz="1"/>
               <w:right w:val="single" w:color="CCCCCC" w:sz="1"/>
             </w:tcBorders>
-            <w:shd w:fill="EEF2F7" w:val="clear"/>
-            <w:tcMar>
-              <w:top w:type="dxa" w:w="80"/>
-              <w:left w:type="dxa" w:w="120"/>
-              <w:bottom w:type="dxa" w:w="80"/>
-              <w:right w:type="dxa" w:w="120"/>
-            </w:tcMar>
-          </w:tcPr>
-          <w:p>
-            <w:r>
-              <w:rPr>
-                <w:rFonts w:ascii="Arial" w:cs="Arial" w:eastAsia="Arial" w:hAnsi="Arial"/>
+            <w:shd w:fill="FFFFFF" w:val="clear"/>
+            <w:tcMar>
+              <w:top w:type="dxa" w:w="80"/>
+              <w:left w:type="dxa" w:w="120"/>
+              <w:bottom w:type="dxa" w:w="80"/>
+              <w:right w:type="dxa" w:w="120"/>
+            </w:tcMar>
+          </w:tcPr>
+          <w:p>
+            <w:r>
+              <w:rPr>
+                <w:rFonts w:ascii="Arial" w:cs="Arial" w:eastAsia="Arial" w:hAnsi="Arial"/>
+                <w:b w:val="false"/>
+                <w:bCs w:val="false"/>
+                <w:color w:val="000000"/>
                 <w:sz w:val="20"/>
                 <w:szCs w:val="20"/>
               </w:rPr>
@@ -1100,25 +1429,28 @@
         </w:tc>
         <w:tc>
           <w:tcPr>
-            <w:tcW w:type="dxa" w:w="2400"/>
-            <w:tcBorders>
-              <w:top w:val="single" w:color="CCCCCC" w:sz="1"/>
-              <w:left w:val="single" w:color="CCCCCC" w:sz="1"/>
-              <w:bottom w:val="single" w:color="CCCCCC" w:sz="1"/>
-              <w:right w:val="single" w:color="CCCCCC" w:sz="1"/>
-            </w:tcBorders>
-            <w:shd w:fill="EEF2F7" w:val="clear"/>
-            <w:tcMar>
-              <w:top w:type="dxa" w:w="80"/>
-              <w:left w:type="dxa" w:w="120"/>
-              <w:bottom w:type="dxa" w:w="80"/>
-              <w:right w:type="dxa" w:w="120"/>
-            </w:tcMar>
-          </w:tcPr>
-          <w:p>
-            <w:r>
-              <w:rPr>
-                <w:rFonts w:ascii="Arial" w:cs="Arial" w:eastAsia="Arial" w:hAnsi="Arial"/>
+            <w:tcW w:type="dxa" w:w="3200"/>
+            <w:tcBorders>
+              <w:top w:val="single" w:color="CCCCCC" w:sz="1"/>
+              <w:left w:val="single" w:color="CCCCCC" w:sz="1"/>
+              <w:bottom w:val="single" w:color="CCCCCC" w:sz="1"/>
+              <w:right w:val="single" w:color="CCCCCC" w:sz="1"/>
+            </w:tcBorders>
+            <w:shd w:fill="FFFFFF" w:val="clear"/>
+            <w:tcMar>
+              <w:top w:type="dxa" w:w="80"/>
+              <w:left w:type="dxa" w:w="120"/>
+              <w:bottom w:type="dxa" w:w="80"/>
+              <w:right w:type="dxa" w:w="120"/>
+            </w:tcMar>
+          </w:tcPr>
+          <w:p>
+            <w:r>
+              <w:rPr>
+                <w:rFonts w:ascii="Arial" w:cs="Arial" w:eastAsia="Arial" w:hAnsi="Arial"/>
+                <w:b w:val="false"/>
+                <w:bCs w:val="false"/>
+                <w:color w:val="000000"/>
                 <w:sz w:val="20"/>
                 <w:szCs w:val="20"/>
               </w:rPr>
@@ -1128,25 +1460,28 @@
         </w:tc>
         <w:tc>
           <w:tcPr>
-            <w:tcW w:type="dxa" w:w="5160"/>
-            <w:tcBorders>
-              <w:top w:val="single" w:color="CCCCCC" w:sz="1"/>
-              <w:left w:val="single" w:color="CCCCCC" w:sz="1"/>
-              <w:bottom w:val="single" w:color="CCCCCC" w:sz="1"/>
-              <w:right w:val="single" w:color="CCCCCC" w:sz="1"/>
-            </w:tcBorders>
-            <w:shd w:fill="EEF2F7" w:val="clear"/>
-            <w:tcMar>
-              <w:top w:type="dxa" w:w="80"/>
-              <w:left w:type="dxa" w:w="120"/>
-              <w:bottom w:type="dxa" w:w="80"/>
-              <w:right w:type="dxa" w:w="120"/>
-            </w:tcMar>
-          </w:tcPr>
-          <w:p>
-            <w:r>
-              <w:rPr>
-                <w:rFonts w:ascii="Arial" w:cs="Arial" w:eastAsia="Arial" w:hAnsi="Arial"/>
+            <w:tcW w:type="dxa" w:w="4360"/>
+            <w:tcBorders>
+              <w:top w:val="single" w:color="CCCCCC" w:sz="1"/>
+              <w:left w:val="single" w:color="CCCCCC" w:sz="1"/>
+              <w:bottom w:val="single" w:color="CCCCCC" w:sz="1"/>
+              <w:right w:val="single" w:color="CCCCCC" w:sz="1"/>
+            </w:tcBorders>
+            <w:shd w:fill="FFFFFF" w:val="clear"/>
+            <w:tcMar>
+              <w:top w:type="dxa" w:w="80"/>
+              <w:left w:type="dxa" w:w="120"/>
+              <w:bottom w:type="dxa" w:w="80"/>
+              <w:right w:type="dxa" w:w="120"/>
+            </w:tcMar>
+          </w:tcPr>
+          <w:p>
+            <w:r>
+              <w:rPr>
+                <w:rFonts w:ascii="Arial" w:cs="Arial" w:eastAsia="Arial" w:hAnsi="Arial"/>
+                <w:b w:val="false"/>
+                <w:bCs w:val="false"/>
+                <w:color w:val="000000"/>
                 <w:sz w:val="20"/>
                 <w:szCs w:val="20"/>
               </w:rPr>
@@ -1177,6 +1512,9 @@
             <w:r>
               <w:rPr>
                 <w:rFonts w:ascii="Arial" w:cs="Arial" w:eastAsia="Arial" w:hAnsi="Arial"/>
+                <w:b w:val="false"/>
+                <w:bCs w:val="false"/>
+                <w:color w:val="000000"/>
                 <w:sz w:val="20"/>
                 <w:szCs w:val="20"/>
               </w:rPr>
@@ -1186,25 +1524,28 @@
         </w:tc>
         <w:tc>
           <w:tcPr>
-            <w:tcW w:type="dxa" w:w="2400"/>
-            <w:tcBorders>
-              <w:top w:val="single" w:color="CCCCCC" w:sz="1"/>
-              <w:left w:val="single" w:color="CCCCCC" w:sz="1"/>
-              <w:bottom w:val="single" w:color="CCCCCC" w:sz="1"/>
-              <w:right w:val="single" w:color="CCCCCC" w:sz="1"/>
-            </w:tcBorders>
-            <w:shd w:fill="FFFFFF" w:val="clear"/>
-            <w:tcMar>
-              <w:top w:type="dxa" w:w="80"/>
-              <w:left w:type="dxa" w:w="120"/>
-              <w:bottom w:type="dxa" w:w="80"/>
-              <w:right w:type="dxa" w:w="120"/>
-            </w:tcMar>
-          </w:tcPr>
-          <w:p>
-            <w:r>
-              <w:rPr>
-                <w:rFonts w:ascii="Arial" w:cs="Arial" w:eastAsia="Arial" w:hAnsi="Arial"/>
+            <w:tcW w:type="dxa" w:w="3200"/>
+            <w:tcBorders>
+              <w:top w:val="single" w:color="CCCCCC" w:sz="1"/>
+              <w:left w:val="single" w:color="CCCCCC" w:sz="1"/>
+              <w:bottom w:val="single" w:color="CCCCCC" w:sz="1"/>
+              <w:right w:val="single" w:color="CCCCCC" w:sz="1"/>
+            </w:tcBorders>
+            <w:shd w:fill="FFFFFF" w:val="clear"/>
+            <w:tcMar>
+              <w:top w:type="dxa" w:w="80"/>
+              <w:left w:type="dxa" w:w="120"/>
+              <w:bottom w:type="dxa" w:w="80"/>
+              <w:right w:type="dxa" w:w="120"/>
+            </w:tcMar>
+          </w:tcPr>
+          <w:p>
+            <w:r>
+              <w:rPr>
+                <w:rFonts w:ascii="Arial" w:cs="Arial" w:eastAsia="Arial" w:hAnsi="Arial"/>
+                <w:b w:val="false"/>
+                <w:bCs w:val="false"/>
+                <w:color w:val="000000"/>
                 <w:sz w:val="20"/>
                 <w:szCs w:val="20"/>
               </w:rPr>
@@ -1214,25 +1555,28 @@
         </w:tc>
         <w:tc>
           <w:tcPr>
-            <w:tcW w:type="dxa" w:w="5160"/>
-            <w:tcBorders>
-              <w:top w:val="single" w:color="CCCCCC" w:sz="1"/>
-              <w:left w:val="single" w:color="CCCCCC" w:sz="1"/>
-              <w:bottom w:val="single" w:color="CCCCCC" w:sz="1"/>
-              <w:right w:val="single" w:color="CCCCCC" w:sz="1"/>
-            </w:tcBorders>
-            <w:shd w:fill="FFFFFF" w:val="clear"/>
-            <w:tcMar>
-              <w:top w:type="dxa" w:w="80"/>
-              <w:left w:type="dxa" w:w="120"/>
-              <w:bottom w:type="dxa" w:w="80"/>
-              <w:right w:type="dxa" w:w="120"/>
-            </w:tcMar>
-          </w:tcPr>
-          <w:p>
-            <w:r>
-              <w:rPr>
-                <w:rFonts w:ascii="Arial" w:cs="Arial" w:eastAsia="Arial" w:hAnsi="Arial"/>
+            <w:tcW w:type="dxa" w:w="4360"/>
+            <w:tcBorders>
+              <w:top w:val="single" w:color="CCCCCC" w:sz="1"/>
+              <w:left w:val="single" w:color="CCCCCC" w:sz="1"/>
+              <w:bottom w:val="single" w:color="CCCCCC" w:sz="1"/>
+              <w:right w:val="single" w:color="CCCCCC" w:sz="1"/>
+            </w:tcBorders>
+            <w:shd w:fill="FFFFFF" w:val="clear"/>
+            <w:tcMar>
+              <w:top w:type="dxa" w:w="80"/>
+              <w:left w:type="dxa" w:w="120"/>
+              <w:bottom w:type="dxa" w:w="80"/>
+              <w:right w:type="dxa" w:w="120"/>
+            </w:tcMar>
+          </w:tcPr>
+          <w:p>
+            <w:r>
+              <w:rPr>
+                <w:rFonts w:ascii="Arial" w:cs="Arial" w:eastAsia="Arial" w:hAnsi="Arial"/>
+                <w:b w:val="false"/>
+                <w:bCs w:val="false"/>
+                <w:color w:val="000000"/>
                 <w:sz w:val="20"/>
                 <w:szCs w:val="20"/>
               </w:rPr>
@@ -1251,18 +1595,21 @@
               <w:bottom w:val="single" w:color="CCCCCC" w:sz="1"/>
               <w:right w:val="single" w:color="CCCCCC" w:sz="1"/>
             </w:tcBorders>
-            <w:shd w:fill="EEF2F7" w:val="clear"/>
-            <w:tcMar>
-              <w:top w:type="dxa" w:w="80"/>
-              <w:left w:type="dxa" w:w="120"/>
-              <w:bottom w:type="dxa" w:w="80"/>
-              <w:right w:type="dxa" w:w="120"/>
-            </w:tcMar>
-          </w:tcPr>
-          <w:p>
-            <w:r>
-              <w:rPr>
-                <w:rFonts w:ascii="Arial" w:cs="Arial" w:eastAsia="Arial" w:hAnsi="Arial"/>
+            <w:shd w:fill="FFFFFF" w:val="clear"/>
+            <w:tcMar>
+              <w:top w:type="dxa" w:w="80"/>
+              <w:left w:type="dxa" w:w="120"/>
+              <w:bottom w:type="dxa" w:w="80"/>
+              <w:right w:type="dxa" w:w="120"/>
+            </w:tcMar>
+          </w:tcPr>
+          <w:p>
+            <w:r>
+              <w:rPr>
+                <w:rFonts w:ascii="Arial" w:cs="Arial" w:eastAsia="Arial" w:hAnsi="Arial"/>
+                <w:b w:val="false"/>
+                <w:bCs w:val="false"/>
+                <w:color w:val="000000"/>
                 <w:sz w:val="20"/>
                 <w:szCs w:val="20"/>
               </w:rPr>
@@ -1272,25 +1619,28 @@
         </w:tc>
         <w:tc>
           <w:tcPr>
-            <w:tcW w:type="dxa" w:w="2400"/>
-            <w:tcBorders>
-              <w:top w:val="single" w:color="CCCCCC" w:sz="1"/>
-              <w:left w:val="single" w:color="CCCCCC" w:sz="1"/>
-              <w:bottom w:val="single" w:color="CCCCCC" w:sz="1"/>
-              <w:right w:val="single" w:color="CCCCCC" w:sz="1"/>
-            </w:tcBorders>
-            <w:shd w:fill="EEF2F7" w:val="clear"/>
-            <w:tcMar>
-              <w:top w:type="dxa" w:w="80"/>
-              <w:left w:type="dxa" w:w="120"/>
-              <w:bottom w:type="dxa" w:w="80"/>
-              <w:right w:type="dxa" w:w="120"/>
-            </w:tcMar>
-          </w:tcPr>
-          <w:p>
-            <w:r>
-              <w:rPr>
-                <w:rFonts w:ascii="Arial" w:cs="Arial" w:eastAsia="Arial" w:hAnsi="Arial"/>
+            <w:tcW w:type="dxa" w:w="3200"/>
+            <w:tcBorders>
+              <w:top w:val="single" w:color="CCCCCC" w:sz="1"/>
+              <w:left w:val="single" w:color="CCCCCC" w:sz="1"/>
+              <w:bottom w:val="single" w:color="CCCCCC" w:sz="1"/>
+              <w:right w:val="single" w:color="CCCCCC" w:sz="1"/>
+            </w:tcBorders>
+            <w:shd w:fill="FFFFFF" w:val="clear"/>
+            <w:tcMar>
+              <w:top w:type="dxa" w:w="80"/>
+              <w:left w:type="dxa" w:w="120"/>
+              <w:bottom w:type="dxa" w:w="80"/>
+              <w:right w:type="dxa" w:w="120"/>
+            </w:tcMar>
+          </w:tcPr>
+          <w:p>
+            <w:r>
+              <w:rPr>
+                <w:rFonts w:ascii="Arial" w:cs="Arial" w:eastAsia="Arial" w:hAnsi="Arial"/>
+                <w:b w:val="false"/>
+                <w:bCs w:val="false"/>
+                <w:color w:val="000000"/>
                 <w:sz w:val="20"/>
                 <w:szCs w:val="20"/>
               </w:rPr>
@@ -1300,25 +1650,28 @@
         </w:tc>
         <w:tc>
           <w:tcPr>
-            <w:tcW w:type="dxa" w:w="5160"/>
-            <w:tcBorders>
-              <w:top w:val="single" w:color="CCCCCC" w:sz="1"/>
-              <w:left w:val="single" w:color="CCCCCC" w:sz="1"/>
-              <w:bottom w:val="single" w:color="CCCCCC" w:sz="1"/>
-              <w:right w:val="single" w:color="CCCCCC" w:sz="1"/>
-            </w:tcBorders>
-            <w:shd w:fill="EEF2F7" w:val="clear"/>
-            <w:tcMar>
-              <w:top w:type="dxa" w:w="80"/>
-              <w:left w:type="dxa" w:w="120"/>
-              <w:bottom w:type="dxa" w:w="80"/>
-              <w:right w:type="dxa" w:w="120"/>
-            </w:tcMar>
-          </w:tcPr>
-          <w:p>
-            <w:r>
-              <w:rPr>
-                <w:rFonts w:ascii="Arial" w:cs="Arial" w:eastAsia="Arial" w:hAnsi="Arial"/>
+            <w:tcW w:type="dxa" w:w="4360"/>
+            <w:tcBorders>
+              <w:top w:val="single" w:color="CCCCCC" w:sz="1"/>
+              <w:left w:val="single" w:color="CCCCCC" w:sz="1"/>
+              <w:bottom w:val="single" w:color="CCCCCC" w:sz="1"/>
+              <w:right w:val="single" w:color="CCCCCC" w:sz="1"/>
+            </w:tcBorders>
+            <w:shd w:fill="FFFFFF" w:val="clear"/>
+            <w:tcMar>
+              <w:top w:type="dxa" w:w="80"/>
+              <w:left w:type="dxa" w:w="120"/>
+              <w:bottom w:type="dxa" w:w="80"/>
+              <w:right w:type="dxa" w:w="120"/>
+            </w:tcMar>
+          </w:tcPr>
+          <w:p>
+            <w:r>
+              <w:rPr>
+                <w:rFonts w:ascii="Arial" w:cs="Arial" w:eastAsia="Arial" w:hAnsi="Arial"/>
+                <w:b w:val="false"/>
+                <w:bCs w:val="false"/>
+                <w:color w:val="000000"/>
                 <w:sz w:val="20"/>
                 <w:szCs w:val="20"/>
               </w:rPr>
@@ -1349,6 +1702,9 @@
             <w:r>
               <w:rPr>
                 <w:rFonts w:ascii="Arial" w:cs="Arial" w:eastAsia="Arial" w:hAnsi="Arial"/>
+                <w:b w:val="false"/>
+                <w:bCs w:val="false"/>
+                <w:color w:val="000000"/>
                 <w:sz w:val="20"/>
                 <w:szCs w:val="20"/>
               </w:rPr>
@@ -1358,25 +1714,28 @@
         </w:tc>
         <w:tc>
           <w:tcPr>
-            <w:tcW w:type="dxa" w:w="2400"/>
-            <w:tcBorders>
-              <w:top w:val="single" w:color="CCCCCC" w:sz="1"/>
-              <w:left w:val="single" w:color="CCCCCC" w:sz="1"/>
-              <w:bottom w:val="single" w:color="CCCCCC" w:sz="1"/>
-              <w:right w:val="single" w:color="CCCCCC" w:sz="1"/>
-            </w:tcBorders>
-            <w:shd w:fill="FFFFFF" w:val="clear"/>
-            <w:tcMar>
-              <w:top w:type="dxa" w:w="80"/>
-              <w:left w:type="dxa" w:w="120"/>
-              <w:bottom w:type="dxa" w:w="80"/>
-              <w:right w:type="dxa" w:w="120"/>
-            </w:tcMar>
-          </w:tcPr>
-          <w:p>
-            <w:r>
-              <w:rPr>
-                <w:rFonts w:ascii="Arial" w:cs="Arial" w:eastAsia="Arial" w:hAnsi="Arial"/>
+            <w:tcW w:type="dxa" w:w="3200"/>
+            <w:tcBorders>
+              <w:top w:val="single" w:color="CCCCCC" w:sz="1"/>
+              <w:left w:val="single" w:color="CCCCCC" w:sz="1"/>
+              <w:bottom w:val="single" w:color="CCCCCC" w:sz="1"/>
+              <w:right w:val="single" w:color="CCCCCC" w:sz="1"/>
+            </w:tcBorders>
+            <w:shd w:fill="FFFFFF" w:val="clear"/>
+            <w:tcMar>
+              <w:top w:type="dxa" w:w="80"/>
+              <w:left w:type="dxa" w:w="120"/>
+              <w:bottom w:type="dxa" w:w="80"/>
+              <w:right w:type="dxa" w:w="120"/>
+            </w:tcMar>
+          </w:tcPr>
+          <w:p>
+            <w:r>
+              <w:rPr>
+                <w:rFonts w:ascii="Arial" w:cs="Arial" w:eastAsia="Arial" w:hAnsi="Arial"/>
+                <w:b w:val="false"/>
+                <w:bCs w:val="false"/>
+                <w:color w:val="000000"/>
                 <w:sz w:val="20"/>
                 <w:szCs w:val="20"/>
               </w:rPr>
@@ -1386,25 +1745,28 @@
         </w:tc>
         <w:tc>
           <w:tcPr>
-            <w:tcW w:type="dxa" w:w="5160"/>
-            <w:tcBorders>
-              <w:top w:val="single" w:color="CCCCCC" w:sz="1"/>
-              <w:left w:val="single" w:color="CCCCCC" w:sz="1"/>
-              <w:bottom w:val="single" w:color="CCCCCC" w:sz="1"/>
-              <w:right w:val="single" w:color="CCCCCC" w:sz="1"/>
-            </w:tcBorders>
-            <w:shd w:fill="FFFFFF" w:val="clear"/>
-            <w:tcMar>
-              <w:top w:type="dxa" w:w="80"/>
-              <w:left w:type="dxa" w:w="120"/>
-              <w:bottom w:type="dxa" w:w="80"/>
-              <w:right w:type="dxa" w:w="120"/>
-            </w:tcMar>
-          </w:tcPr>
-          <w:p>
-            <w:r>
-              <w:rPr>
-                <w:rFonts w:ascii="Arial" w:cs="Arial" w:eastAsia="Arial" w:hAnsi="Arial"/>
+            <w:tcW w:type="dxa" w:w="4360"/>
+            <w:tcBorders>
+              <w:top w:val="single" w:color="CCCCCC" w:sz="1"/>
+              <w:left w:val="single" w:color="CCCCCC" w:sz="1"/>
+              <w:bottom w:val="single" w:color="CCCCCC" w:sz="1"/>
+              <w:right w:val="single" w:color="CCCCCC" w:sz="1"/>
+            </w:tcBorders>
+            <w:shd w:fill="FFFFFF" w:val="clear"/>
+            <w:tcMar>
+              <w:top w:type="dxa" w:w="80"/>
+              <w:left w:type="dxa" w:w="120"/>
+              <w:bottom w:type="dxa" w:w="80"/>
+              <w:right w:type="dxa" w:w="120"/>
+            </w:tcMar>
+          </w:tcPr>
+          <w:p>
+            <w:r>
+              <w:rPr>
+                <w:rFonts w:ascii="Arial" w:cs="Arial" w:eastAsia="Arial" w:hAnsi="Arial"/>
+                <w:b w:val="false"/>
+                <w:bCs w:val="false"/>
+                <w:color w:val="000000"/>
                 <w:sz w:val="20"/>
                 <w:szCs w:val="20"/>
               </w:rPr>
@@ -1423,18 +1785,21 @@
               <w:bottom w:val="single" w:color="CCCCCC" w:sz="1"/>
               <w:right w:val="single" w:color="CCCCCC" w:sz="1"/>
             </w:tcBorders>
-            <w:shd w:fill="EEF2F7" w:val="clear"/>
-            <w:tcMar>
-              <w:top w:type="dxa" w:w="80"/>
-              <w:left w:type="dxa" w:w="120"/>
-              <w:bottom w:type="dxa" w:w="80"/>
-              <w:right w:type="dxa" w:w="120"/>
-            </w:tcMar>
-          </w:tcPr>
-          <w:p>
-            <w:r>
-              <w:rPr>
-                <w:rFonts w:ascii="Arial" w:cs="Arial" w:eastAsia="Arial" w:hAnsi="Arial"/>
+            <w:shd w:fill="FFFFFF" w:val="clear"/>
+            <w:tcMar>
+              <w:top w:type="dxa" w:w="80"/>
+              <w:left w:type="dxa" w:w="120"/>
+              <w:bottom w:type="dxa" w:w="80"/>
+              <w:right w:type="dxa" w:w="120"/>
+            </w:tcMar>
+          </w:tcPr>
+          <w:p>
+            <w:r>
+              <w:rPr>
+                <w:rFonts w:ascii="Arial" w:cs="Arial" w:eastAsia="Arial" w:hAnsi="Arial"/>
+                <w:b w:val="false"/>
+                <w:bCs w:val="false"/>
+                <w:color w:val="000000"/>
                 <w:sz w:val="20"/>
                 <w:szCs w:val="20"/>
               </w:rPr>
@@ -1444,25 +1809,28 @@
         </w:tc>
         <w:tc>
           <w:tcPr>
-            <w:tcW w:type="dxa" w:w="2400"/>
-            <w:tcBorders>
-              <w:top w:val="single" w:color="CCCCCC" w:sz="1"/>
-              <w:left w:val="single" w:color="CCCCCC" w:sz="1"/>
-              <w:bottom w:val="single" w:color="CCCCCC" w:sz="1"/>
-              <w:right w:val="single" w:color="CCCCCC" w:sz="1"/>
-            </w:tcBorders>
-            <w:shd w:fill="EEF2F7" w:val="clear"/>
-            <w:tcMar>
-              <w:top w:type="dxa" w:w="80"/>
-              <w:left w:type="dxa" w:w="120"/>
-              <w:bottom w:type="dxa" w:w="80"/>
-              <w:right w:type="dxa" w:w="120"/>
-            </w:tcMar>
-          </w:tcPr>
-          <w:p>
-            <w:r>
-              <w:rPr>
-                <w:rFonts w:ascii="Arial" w:cs="Arial" w:eastAsia="Arial" w:hAnsi="Arial"/>
+            <w:tcW w:type="dxa" w:w="3200"/>
+            <w:tcBorders>
+              <w:top w:val="single" w:color="CCCCCC" w:sz="1"/>
+              <w:left w:val="single" w:color="CCCCCC" w:sz="1"/>
+              <w:bottom w:val="single" w:color="CCCCCC" w:sz="1"/>
+              <w:right w:val="single" w:color="CCCCCC" w:sz="1"/>
+            </w:tcBorders>
+            <w:shd w:fill="FFFFFF" w:val="clear"/>
+            <w:tcMar>
+              <w:top w:type="dxa" w:w="80"/>
+              <w:left w:type="dxa" w:w="120"/>
+              <w:bottom w:type="dxa" w:w="80"/>
+              <w:right w:type="dxa" w:w="120"/>
+            </w:tcMar>
+          </w:tcPr>
+          <w:p>
+            <w:r>
+              <w:rPr>
+                <w:rFonts w:ascii="Arial" w:cs="Arial" w:eastAsia="Arial" w:hAnsi="Arial"/>
+                <w:b w:val="false"/>
+                <w:bCs w:val="false"/>
+                <w:color w:val="000000"/>
                 <w:sz w:val="20"/>
                 <w:szCs w:val="20"/>
               </w:rPr>
@@ -1472,25 +1840,28 @@
         </w:tc>
         <w:tc>
           <w:tcPr>
-            <w:tcW w:type="dxa" w:w="5160"/>
-            <w:tcBorders>
-              <w:top w:val="single" w:color="CCCCCC" w:sz="1"/>
-              <w:left w:val="single" w:color="CCCCCC" w:sz="1"/>
-              <w:bottom w:val="single" w:color="CCCCCC" w:sz="1"/>
-              <w:right w:val="single" w:color="CCCCCC" w:sz="1"/>
-            </w:tcBorders>
-            <w:shd w:fill="EEF2F7" w:val="clear"/>
-            <w:tcMar>
-              <w:top w:type="dxa" w:w="80"/>
-              <w:left w:type="dxa" w:w="120"/>
-              <w:bottom w:type="dxa" w:w="80"/>
-              <w:right w:type="dxa" w:w="120"/>
-            </w:tcMar>
-          </w:tcPr>
-          <w:p>
-            <w:r>
-              <w:rPr>
-                <w:rFonts w:ascii="Arial" w:cs="Arial" w:eastAsia="Arial" w:hAnsi="Arial"/>
+            <w:tcW w:type="dxa" w:w="4360"/>
+            <w:tcBorders>
+              <w:top w:val="single" w:color="CCCCCC" w:sz="1"/>
+              <w:left w:val="single" w:color="CCCCCC" w:sz="1"/>
+              <w:bottom w:val="single" w:color="CCCCCC" w:sz="1"/>
+              <w:right w:val="single" w:color="CCCCCC" w:sz="1"/>
+            </w:tcBorders>
+            <w:shd w:fill="FFFFFF" w:val="clear"/>
+            <w:tcMar>
+              <w:top w:type="dxa" w:w="80"/>
+              <w:left w:type="dxa" w:w="120"/>
+              <w:bottom w:type="dxa" w:w="80"/>
+              <w:right w:type="dxa" w:w="120"/>
+            </w:tcMar>
+          </w:tcPr>
+          <w:p>
+            <w:r>
+              <w:rPr>
+                <w:rFonts w:ascii="Arial" w:cs="Arial" w:eastAsia="Arial" w:hAnsi="Arial"/>
+                <w:b w:val="false"/>
+                <w:bCs w:val="false"/>
+                <w:color w:val="000000"/>
                 <w:sz w:val="20"/>
                 <w:szCs w:val="20"/>
               </w:rPr>
@@ -1521,6 +1892,9 @@
             <w:r>
               <w:rPr>
                 <w:rFonts w:ascii="Arial" w:cs="Arial" w:eastAsia="Arial" w:hAnsi="Arial"/>
+                <w:b w:val="false"/>
+                <w:bCs w:val="false"/>
+                <w:color w:val="000000"/>
                 <w:sz w:val="20"/>
                 <w:szCs w:val="20"/>
               </w:rPr>
@@ -1530,25 +1904,28 @@
         </w:tc>
         <w:tc>
           <w:tcPr>
-            <w:tcW w:type="dxa" w:w="2400"/>
-            <w:tcBorders>
-              <w:top w:val="single" w:color="CCCCCC" w:sz="1"/>
-              <w:left w:val="single" w:color="CCCCCC" w:sz="1"/>
-              <w:bottom w:val="single" w:color="CCCCCC" w:sz="1"/>
-              <w:right w:val="single" w:color="CCCCCC" w:sz="1"/>
-            </w:tcBorders>
-            <w:shd w:fill="FFFFFF" w:val="clear"/>
-            <w:tcMar>
-              <w:top w:type="dxa" w:w="80"/>
-              <w:left w:type="dxa" w:w="120"/>
-              <w:bottom w:type="dxa" w:w="80"/>
-              <w:right w:type="dxa" w:w="120"/>
-            </w:tcMar>
-          </w:tcPr>
-          <w:p>
-            <w:r>
-              <w:rPr>
-                <w:rFonts w:ascii="Arial" w:cs="Arial" w:eastAsia="Arial" w:hAnsi="Arial"/>
+            <w:tcW w:type="dxa" w:w="3200"/>
+            <w:tcBorders>
+              <w:top w:val="single" w:color="CCCCCC" w:sz="1"/>
+              <w:left w:val="single" w:color="CCCCCC" w:sz="1"/>
+              <w:bottom w:val="single" w:color="CCCCCC" w:sz="1"/>
+              <w:right w:val="single" w:color="CCCCCC" w:sz="1"/>
+            </w:tcBorders>
+            <w:shd w:fill="FFFFFF" w:val="clear"/>
+            <w:tcMar>
+              <w:top w:type="dxa" w:w="80"/>
+              <w:left w:type="dxa" w:w="120"/>
+              <w:bottom w:type="dxa" w:w="80"/>
+              <w:right w:type="dxa" w:w="120"/>
+            </w:tcMar>
+          </w:tcPr>
+          <w:p>
+            <w:r>
+              <w:rPr>
+                <w:rFonts w:ascii="Arial" w:cs="Arial" w:eastAsia="Arial" w:hAnsi="Arial"/>
+                <w:b w:val="false"/>
+                <w:bCs w:val="false"/>
+                <w:color w:val="000000"/>
                 <w:sz w:val="20"/>
                 <w:szCs w:val="20"/>
               </w:rPr>
@@ -1558,25 +1935,28 @@
         </w:tc>
         <w:tc>
           <w:tcPr>
-            <w:tcW w:type="dxa" w:w="5160"/>
-            <w:tcBorders>
-              <w:top w:val="single" w:color="CCCCCC" w:sz="1"/>
-              <w:left w:val="single" w:color="CCCCCC" w:sz="1"/>
-              <w:bottom w:val="single" w:color="CCCCCC" w:sz="1"/>
-              <w:right w:val="single" w:color="CCCCCC" w:sz="1"/>
-            </w:tcBorders>
-            <w:shd w:fill="FFFFFF" w:val="clear"/>
-            <w:tcMar>
-              <w:top w:type="dxa" w:w="80"/>
-              <w:left w:type="dxa" w:w="120"/>
-              <w:bottom w:type="dxa" w:w="80"/>
-              <w:right w:type="dxa" w:w="120"/>
-            </w:tcMar>
-          </w:tcPr>
-          <w:p>
-            <w:r>
-              <w:rPr>
-                <w:rFonts w:ascii="Arial" w:cs="Arial" w:eastAsia="Arial" w:hAnsi="Arial"/>
+            <w:tcW w:type="dxa" w:w="4360"/>
+            <w:tcBorders>
+              <w:top w:val="single" w:color="CCCCCC" w:sz="1"/>
+              <w:left w:val="single" w:color="CCCCCC" w:sz="1"/>
+              <w:bottom w:val="single" w:color="CCCCCC" w:sz="1"/>
+              <w:right w:val="single" w:color="CCCCCC" w:sz="1"/>
+            </w:tcBorders>
+            <w:shd w:fill="FFFFFF" w:val="clear"/>
+            <w:tcMar>
+              <w:top w:type="dxa" w:w="80"/>
+              <w:left w:type="dxa" w:w="120"/>
+              <w:bottom w:type="dxa" w:w="80"/>
+              <w:right w:type="dxa" w:w="120"/>
+            </w:tcMar>
+          </w:tcPr>
+          <w:p>
+            <w:r>
+              <w:rPr>
+                <w:rFonts w:ascii="Arial" w:cs="Arial" w:eastAsia="Arial" w:hAnsi="Arial"/>
+                <w:b w:val="false"/>
+                <w:bCs w:val="false"/>
+                <w:color w:val="000000"/>
                 <w:sz w:val="20"/>
                 <w:szCs w:val="20"/>
               </w:rPr>
@@ -1588,26 +1968,23 @@
     </w:tbl>
     <w:p>
       <w:pPr>
-        <w:pBdr>
-          <w:bottom w:val="single" w:color="048A81" w:sz="4" w:space="1"/>
-        </w:pBdr>
-        <w:spacing w:after="200" w:before="200"/>
+        <w:spacing w:before="300"/>
       </w:pPr>
     </w:p>
     <w:p>
       <w:pPr>
         <w:pStyle w:val="Heading1"/>
+        <w:spacing w:after="120" w:before="300"/>
       </w:pPr>
       <w:r>
         <w:rPr>
           <w:rFonts w:ascii="Arial" w:cs="Arial" w:eastAsia="Arial" w:hAnsi="Arial"/>
           <w:b/>
           <w:bCs/>
-          <w:color w:val="2E4057"/>
           <w:sz w:val="32"/>
           <w:szCs w:val="32"/>
         </w:rPr>
-        <w:t xml:space="preserve">5. Conclusiones</w:t>
+        <w:t xml:space="preserve">5. URL pública de producción</w:t>
       </w:r>
     </w:p>
     <w:p>
@@ -1617,10 +1994,46 @@
       <w:r>
         <w:rPr>
           <w:rFonts w:ascii="Arial" w:cs="Arial" w:eastAsia="Arial" w:hAnsi="Arial"/>
-          <w:sz w:val="22"/>
-          <w:szCs w:val="22"/>
-        </w:rPr>
-        <w:t xml:space="preserve">Las optimizaciones realizadas sobre el frontend del Catálogo Variedades Josefita representan un avance significativo en la calidad y funcionalidad de la aplicación. Se pasó de una interfaz estática y desconectada a una aplicación web dinámica que interactúa en tiempo real con un servidor backend.</w:t>
+          <w:sz w:val="24"/>
+          <w:szCs w:val="24"/>
+        </w:rPr>
+        <w:t xml:space="preserve">Tras el despliegue en Firebase Hosting, el frontend quedó accesible públicamente en:</w:t>
+      </w:r>
+    </w:p>
+    <w:p>
+      <w:pPr>
+        <w:pStyle w:val="ListParagraph"/>
+        <w:numPr>
+          <w:ilvl w:val="0"/>
+          <w:numId w:val="2"/>
+        </w:numPr>
+        <w:spacing w:after="80"/>
+      </w:pPr>
+      <w:r>
+        <w:rPr>
+          <w:rFonts w:ascii="Arial" w:cs="Arial" w:eastAsia="Arial" w:hAnsi="Arial"/>
+          <w:sz w:val="24"/>
+          <w:szCs w:val="24"/>
+        </w:rPr>
+        <w:t xml:space="preserve">Frontend: https://variedades-josefita.web.app</w:t>
+      </w:r>
+    </w:p>
+    <w:p>
+      <w:pPr>
+        <w:pStyle w:val="ListParagraph"/>
+        <w:numPr>
+          <w:ilvl w:val="0"/>
+          <w:numId w:val="2"/>
+        </w:numPr>
+        <w:spacing w:after="80"/>
+      </w:pPr>
+      <w:r>
+        <w:rPr>
+          <w:rFonts w:ascii="Arial" w:cs="Arial" w:eastAsia="Arial" w:hAnsi="Arial"/>
+          <w:sz w:val="24"/>
+          <w:szCs w:val="24"/>
+        </w:rPr>
+        <w:t xml:space="preserve">Backend (Render): https://variedades-josefita-backend.onrender.com</w:t>
       </w:r>
     </w:p>
     <w:p>
@@ -1630,10 +2043,52 @@
       <w:r>
         <w:rPr>
           <w:rFonts w:ascii="Arial" w:cs="Arial" w:eastAsia="Arial" w:hAnsi="Arial"/>
-          <w:sz w:val="22"/>
-          <w:szCs w:val="22"/>
-        </w:rPr>
-        <w:t xml:space="preserve">La separación entre la lógica de presentación y la lógica de negocio, junto con el consumo correcto de una API REST, establece una arquitectura escalable y mantenible que sigue las buenas prácticas del desarrollo web moderno.</w:t>
+          <w:sz w:val="24"/>
+          <w:szCs w:val="24"/>
+        </w:rPr>
+        <w:t xml:space="preserve">La aplicación es accesible desde cualquier dispositivo con conexión a internet, sin necesidad de ejecutar ningún servidor local.</w:t>
+      </w:r>
+    </w:p>
+    <w:p>
+      <w:pPr>
+        <w:pStyle w:val="Heading1"/>
+        <w:spacing w:after="120" w:before="300"/>
+      </w:pPr>
+      <w:r>
+        <w:rPr>
+          <w:rFonts w:ascii="Arial" w:cs="Arial" w:eastAsia="Arial" w:hAnsi="Arial"/>
+          <w:b/>
+          <w:bCs/>
+          <w:sz w:val="32"/>
+          <w:szCs w:val="32"/>
+        </w:rPr>
+        <w:t xml:space="preserve">6. Conclusiones</w:t>
+      </w:r>
+    </w:p>
+    <w:p>
+      <w:pPr>
+        <w:spacing w:after="160"/>
+      </w:pPr>
+      <w:r>
+        <w:rPr>
+          <w:rFonts w:ascii="Arial" w:cs="Arial" w:eastAsia="Arial" w:hAnsi="Arial"/>
+          <w:sz w:val="24"/>
+          <w:szCs w:val="24"/>
+        </w:rPr>
+        <w:t xml:space="preserve">Las optimizaciones realizadas sobre el frontend del Catálogo Variedades Josefita representan un avance significativo en la calidad y funcionalidad de la aplicación. Se pasó de una interfaz estática y desconectada a una aplicación web dinámica que interactúa en tiempo real con un servidor backend y está desplegada en la nube.</w:t>
+      </w:r>
+    </w:p>
+    <w:p>
+      <w:pPr>
+        <w:spacing w:after="160"/>
+      </w:pPr>
+      <w:r>
+        <w:rPr>
+          <w:rFonts w:ascii="Arial" w:cs="Arial" w:eastAsia="Arial" w:hAnsi="Arial"/>
+          <w:sz w:val="24"/>
+          <w:szCs w:val="24"/>
+        </w:rPr>
+        <w:t xml:space="preserve">La separación entre la lógica de presentación y la lógica de negocio, el consumo correcto de una API REST, la configuración dinámica de entornos mediante config.js y el despliegue en Firebase Hosting establecen una arquitectura escalable, mantenible y profesional que sigue las buenas prácticas del desarrollo web moderno.</w:t>
       </w:r>
     </w:p>
     <w:sectPr>
@@ -1843,8 +2298,8 @@
     <w:rPrDefault>
       <w:rPr>
         <w:rFonts w:ascii="Arial" w:cs="Arial" w:eastAsia="Arial" w:hAnsi="Arial"/>
-        <w:sz w:val="22"/>
-        <w:szCs w:val="22"/>
+        <w:sz w:val="24"/>
+        <w:szCs w:val="24"/>
       </w:rPr>
     </w:rPrDefault>
     <w:pPrDefault/>
@@ -2024,16 +2479,15 @@
     <w:name w:val="Heading 1"/>
     <w:basedOn w:val="Normal"/>
     <w:next w:val="Normal"/>
-    <w:qFormat/>
     <w:pPr>
-      <w:spacing w:after="200" w:before="300"/>
+      <w:spacing w:after="120" w:before="300"/>
       <w:outlineLvl w:val="0"/>
     </w:pPr>
     <w:rPr>
       <w:rFonts w:ascii="Arial" w:cs="Arial" w:eastAsia="Arial" w:hAnsi="Arial"/>
       <w:b/>
       <w:bCs/>
-      <w:color w:val="2E4057"/>
+      <w:color w:val="1F4E79"/>
       <w:sz w:val="32"/>
       <w:szCs w:val="32"/>
     </w:rPr>
@@ -2042,18 +2496,17 @@
     <w:name w:val="Heading 2"/>
     <w:basedOn w:val="Normal"/>
     <w:next w:val="Normal"/>
-    <w:qFormat/>
     <w:pPr>
-      <w:spacing w:after="120" w:before="240"/>
+      <w:spacing w:after="100" w:before="200"/>
       <w:outlineLvl w:val="1"/>
     </w:pPr>
     <w:rPr>
       <w:rFonts w:ascii="Arial" w:cs="Arial" w:eastAsia="Arial" w:hAnsi="Arial"/>
       <w:b/>
       <w:bCs/>
-      <w:color w:val="048A81"/>
-      <w:sz w:val="26"/>
-      <w:szCs w:val="26"/>
+      <w:color w:val="2E75B6"/>
+      <w:sz w:val="28"/>
+      <w:szCs w:val="28"/>
     </w:rPr>
   </w:style>
 </w:styles>
